--- a/spa/docx/07.content.docx
+++ b/spa/docx/07.content.docx
@@ -256,7 +256,7 @@
         <w:rPr>
           <w:lang w:val="es_ES" w:bidi="es_ES"/>
         </w:rPr>
-        <w:t xml:space="preserve"> Sin embargo, los líderes de la tribu de Judá pidieron ayuda a la tribu de Simeón: —Ayúdennos a desalojar a los habitantes del territorio que se nos asignó y luego nosotros los ayudaremos a ustedes en su conquista. Los de Simeón aceptaron y fueron con ellos.</w:t>
+        <w:t xml:space="preserve"> Los líderes de la tribu de Judá pidieron ayuda a la tribu de Simeón: —Ayúdennos a desalojar a los habitantes del territorio que se nos asignó. Luego nosotros los ayudaremos a ustedes a tomar posesión de su territorio. Los de Simeón aceptaron y fueron con ellos.</w:t>
       </w:r>
     </w:p>
     <w:p>
@@ -277,7 +277,7 @@
         <w:rPr>
           <w:lang w:val="es_ES" w:bidi="es_ES"/>
         </w:rPr>
-        <w:t xml:space="preserve"> El Señor les dio la victoria sobre los cananeos y los fereceos. En la ciudad de Bézec mataron a diez mil enemigos. Allí se encontraron con el rey Adoní Bézec y pelearon contra él. Derrotaron a los cananeos y a los fereceos, pero Adoní Bézec logró escapar. Los israelitas lo persiguieron hasta que lo atraparon, y le cortaron los pulgares de las manos y de los pies.</w:t>
+        <w:t xml:space="preserve"> El Señor les dio la victoria sobre los cananeos y los ferezeos. En la ciudad de Bézec mataron a 10.000 enemigos. Allí se encontraron con el rey Adoní Bézec y pelearon contra él. Derrotaron a los cananeos y a los ferezeos, pero Adoní Bézec logró escapar. Los israelitas lo persiguieron hasta que lo atraparon, y le cortaron los pulgares de las manos y de los pies.</w:t>
       </w:r>
     </w:p>
     <w:p>
@@ -298,7 +298,7 @@
         <w:rPr>
           <w:lang w:val="es_ES" w:bidi="es_ES"/>
         </w:rPr>
-        <w:t xml:space="preserve"> Entonces Adoní Bézec dijo: —Yo les corté los pulgares de las manos y los pies a setenta reyes, y ellos recogían las sobras de comida debajo de mi mesa. Ahora el Señor me está pagando con lo mismo. Después lo llevaron a Jerusalén, y allí murió.</w:t>
+        <w:t xml:space="preserve"> Entonces Adoní Bézec dijo: —Yo les corté los pulgares de las manos y los pies a 70 reyes, y ellos recogían las sobras de comida debajo de mi mesa. Ahora el Señor me está pagando con lo mismo. Después lo llevaron a Jerusalén, y allí murió.</w:t>
       </w:r>
     </w:p>
     <w:p>
@@ -319,7 +319,7 @@
         <w:rPr>
           <w:lang w:val="es_ES" w:bidi="es_ES"/>
         </w:rPr>
-        <w:t xml:space="preserve"> Los de Judá atacaron Jerusalén y la conquistaron. Mataron a sus habitantes y quemaron la ciudad.</w:t>
+        <w:t xml:space="preserve"> Los de Judá atacaron Jerusalén y la tomaron. Mataron a sus habitantes y quemaron la ciudad.</w:t>
       </w:r>
     </w:p>
     <w:p>
@@ -382,7 +382,7 @@
         <w:rPr>
           <w:lang w:val="es_ES" w:bidi="es_ES"/>
         </w:rPr>
-        <w:t xml:space="preserve"> Después avanzó hacia la ciudad de Debir, que antes se llamaba Quiriat Séfer.</w:t>
+        <w:t xml:space="preserve"> Después avanzaron hacia la ciudad de Debir, que antes se llamaba Quiriat Séfer.</w:t>
       </w:r>
     </w:p>
     <w:p>
@@ -403,7 +403,7 @@
         <w:rPr>
           <w:lang w:val="es_ES" w:bidi="es_ES"/>
         </w:rPr>
-        <w:t xml:space="preserve"> Caleb hizo esta promesa: —Al que ataque Debir y la conquiste, le daré como esposa a mi hija Acsa.</w:t>
+        <w:t xml:space="preserve"> Caleb hizo esta promesa: —Al que ataque Debir y la someta, le daré como esposa a mi hija Acsa.</w:t>
       </w:r>
     </w:p>
     <w:p>
@@ -424,7 +424,7 @@
         <w:rPr>
           <w:lang w:val="es_ES" w:bidi="es_ES"/>
         </w:rPr>
-        <w:t xml:space="preserve"> Otoniel, hijo de Quenaz, el hermano menor de Caleb, conquistó la ciudad. Entonces Caleb le dio a su hija Acsa como esposa.</w:t>
+        <w:t xml:space="preserve"> Otoniel, hijo de Quenaz, el hermano menor de Caleb, se apoderó de la ciudad. Entonces Caleb le dio a su hija Acsa como esposa.</w:t>
       </w:r>
     </w:p>
     <w:p>
@@ -445,7 +445,7 @@
         <w:rPr>
           <w:lang w:val="es_ES" w:bidi="es_ES"/>
         </w:rPr>
-        <w:t xml:space="preserve"> Cuando Acsa llegó, Otoniel la convenció de pedirle a su padre un terreno. Ella se bajó de su burro, y Caleb le preguntó: —¿Qué quieres?</w:t>
+        <w:t xml:space="preserve"> Cuando Acsa llegó, convenció a Otoniel de que le pidiera a su padre un terreno. Ella se bajó de su burro, y Caleb le preguntó: —¿Qué quieres?</w:t>
       </w:r>
     </w:p>
     <w:p>
@@ -487,7 +487,7 @@
         <w:rPr>
           <w:lang w:val="es_ES" w:bidi="es_ES"/>
         </w:rPr>
-        <w:t xml:space="preserve"> Los descendientes del suegro de Moisés, que pertenecían a la tribu de los quenitas, dejaron Jericó, la ciudad de las palmeras, y acompañaron a la tribu de Judá cuando se estableció en el desierto del Néguev, al sur de Arad. Desde entonces vivieron con ellos.</w:t>
+        <w:t xml:space="preserve"> Los descendientes del suegro de Moisés, que pertenecían a la tribu de los quenitas, dejaron Jericó, la ciudad de las palmeras. Acompañaron a la tribu de Judá cuando se estableció en el desierto del Néguev, al sur de Arad. Desde entonces vivieron con ellos.</w:t>
       </w:r>
     </w:p>
     <w:p>
@@ -508,7 +508,7 @@
         <w:rPr>
           <w:lang w:val="es_ES" w:bidi="es_ES"/>
         </w:rPr>
-        <w:t xml:space="preserve"> Luego Judá se unió con Simeón para atacar a los cananeos que vivían en Sefat. Mataron a todos los que vivían allí, y por eso ahora esa ciudad se llama Jormá.Jormá.: En hebreo significa Destrucción" class="footnote-marker"&gt;1</w:t>
+        <w:t xml:space="preserve"> Luego Judá se unió con Simeón para atacar a los cananeos que vivían en Sefat. Mataron a todos los que vivían allí, y por eso ahora esa ciudad se llama Jormá.1</w:t>
       </w:r>
     </w:p>
     <w:p>
@@ -529,7 +529,7 @@
         <w:rPr>
           <w:lang w:val="es_ES" w:bidi="es_ES"/>
         </w:rPr>
-        <w:t xml:space="preserve"> Judá también conquistó las ciudades de Gaza, Ascalón y Ecrón, junto con todos sus alrededores.</w:t>
+        <w:t xml:space="preserve"> Judá también se apoderó de las ciudades de Gaza, Ascalón y Ecrón, junto con todos sus alrededores.</w:t>
       </w:r>
     </w:p>
     <w:p>
@@ -550,7 +550,7 @@
         <w:rPr>
           <w:lang w:val="es_ES" w:bidi="es_ES"/>
         </w:rPr>
-        <w:t xml:space="preserve"> El Señor ayudó a la tribu de Judá a expulsar a los habitantes de la región montañosa, pero no lograron conquistar a los del valle, ya que estos tenían carros de hierro.</w:t>
+        <w:t xml:space="preserve"> El Señor ayudó a la tribu de Judá a expulsar a los habitantes de la región montañosa, pero no lograron vencer a los del valle. Estos tenían carros de hierro.</w:t>
       </w:r>
     </w:p>
     <w:p>
@@ -571,7 +571,7 @@
         <w:rPr>
           <w:lang w:val="es_ES" w:bidi="es_ES"/>
         </w:rPr>
-        <w:t xml:space="preserve"> La ciudad de Hebrón fue entregada a Caleb tal como el Señor había prometido, y Caleb expulsó a todos sus habitantes, que eran descendientes de los tres hijos de Anac.</w:t>
+        <w:t xml:space="preserve"> La ciudad de Hebrón fue entregada a Caleb tal como el Señor había prometido. Caleb expulsó a todos sus habitantes, que eran descendientes de los 3 hijos de Anac.</w:t>
       </w:r>
     </w:p>
     <w:p>
@@ -697,7 +697,7 @@
         <w:rPr>
           <w:lang w:val="es_ES" w:bidi="es_ES"/>
         </w:rPr>
-        <w:t xml:space="preserve"> La tribu de Manasés tampoco expulsó a los habitantes de Betseán, Tanac, Dor, Ibleam y Meguido, junto con sus aldeas vecinas, por lo que los cananeos continuaron viviendo allí.</w:t>
+        <w:t xml:space="preserve"> La tribu de Manasés tampoco expulsó a los habitantes de Betseán, Tanac, Dor, Ibleam y Meguido, junto con sus aldeas vecinas. Los cananeos continuaron viviendo allí.</w:t>
       </w:r>
     </w:p>
     <w:p>
@@ -718,7 +718,7 @@
         <w:rPr>
           <w:lang w:val="es_ES" w:bidi="es_ES"/>
         </w:rPr>
-        <w:t xml:space="preserve"> Más adelante, cuando los israelitas se hicieron más fuertes, obligaron a los cananeos a trabajar para ellos como esclavos, pero nunca los echaron de esa región.</w:t>
+        <w:t xml:space="preserve"> Más adelante, cuando los israelitas se hicieron más fuertes, obligaron a los cananeos a trabajar para ellos como esclavos. Pero nunca los echaron de esa región.</w:t>
       </w:r>
     </w:p>
     <w:p>
@@ -823,7 +823,7 @@
         <w:rPr>
           <w:lang w:val="es_ES" w:bidi="es_ES"/>
         </w:rPr>
-        <w:t xml:space="preserve"> La tribu de Neftalí tampoco echó a la gente de Bet Semes ni a la de Bet Anat, así que siguieron viviendo entre ellos, pero los hicieron trabajar como esclavos.</w:t>
+        <w:t xml:space="preserve"> La tribu de Neftalí tampoco echó a la gente de Bet Semes ni a la de Bet Anat, así que siguieron viviendo entre ellos. Pero los hicieron trabajar como esclavos.</w:t>
       </w:r>
     </w:p>
     <w:p>
@@ -865,7 +865,7 @@
         <w:rPr>
           <w:lang w:val="es_ES" w:bidi="es_ES"/>
         </w:rPr>
-        <w:t xml:space="preserve"> Los amorreos se quedaron viviendo en el monte Heres, en Ayalón y en Salbín, pero cuando la tribu de José se hizo más fuerte, los derrotó y los hizo trabajar como esclavos.</w:t>
+        <w:t xml:space="preserve"> Los amorreos se quedaron viviendo en el monte Heres, en Ayalón y en Salbín. Cuando la tribu de José se hizo más fuerte, los derrotó y los hizo trabajar como esclavos.</w:t>
       </w:r>
     </w:p>
     <w:p>
@@ -923,7 +923,7 @@
         <w:rPr>
           <w:lang w:val="es_ES" w:bidi="es_ES"/>
         </w:rPr>
-        <w:t xml:space="preserve"> El ángel del Señor fue desde Guilgal hasta Boquín y les dijo a los israelitas: «Yo los saqué de Egipto y los traje a esta tierra que les prometí a sus antepasados. Les dije que nunca rompería mi pacto con ustedes.</w:t>
+        <w:t xml:space="preserve"> El ángel del Señor fue desde Guilgal hasta Boquín y les dijo a los israelitas:—Yo los saqué de Egipto y los traje a esta tierra que les prometí a sus antepasados. Les dije que nunca rompería mi pacto con ustedes.</w:t>
       </w:r>
     </w:p>
     <w:p>
@@ -965,7 +965,7 @@
         <w:rPr>
           <w:lang w:val="es_ES" w:bidi="es_ES"/>
         </w:rPr>
-        <w:t xml:space="preserve"> Ahora les digo que no voy a echar a esas naciones de esta tierra. Ellos serán un problema constante para ustedes, y sus dioses serán una trampa que los hará caer».</w:t>
+        <w:t xml:space="preserve"> Ahora les digo que no voy a echar a esas naciones de esta tierra. Ellos serán un problema constante para ustedes, y sus dioses serán una trampa que los hará caer.</w:t>
       </w:r>
     </w:p>
     <w:p>
@@ -1007,7 +1007,7 @@
         <w:rPr>
           <w:lang w:val="es_ES" w:bidi="es_ES"/>
         </w:rPr>
-        <w:t xml:space="preserve"> Por eso llamaron a ese lugar Boquín.Boquín.: En hebreo, significa los que lloran." class="footnote-marker"&gt;1 Allí le ofrecieron sacrificios al Señor.</w:t>
+        <w:t xml:space="preserve"> Por eso llamaron a ese lugar Boquín.1 Allí le ofrecieron sacrificios al Señor.</w:t>
       </w:r>
     </w:p>
     <w:p>
@@ -1049,7 +1049,7 @@
         <w:rPr>
           <w:lang w:val="es_ES" w:bidi="es_ES"/>
         </w:rPr>
-        <w:t xml:space="preserve"> Josué, el siervo de Dios, murió cuando tenía ciento diez años. Lo enterraron en su propiedad, en Timnat Sera, que está en la zona montañosa de Efraín, al norte del monte Gaas. Los israelitas obedecieron al Señor mientras Josué vivió, y también durante el tiempo de los ancianos que vivieron después de Josué, porque ellos habían visto las cosas maravillosas que el Señor hizo por Israel.</w:t>
+        <w:t xml:space="preserve"> Josué, el siervo de Dios, murió cuando tenía 110 años. Lo enterraron en su propiedad, en Timnat Sera, que está en la zona montañosa de Efraín, al norte del monte Gaas. Los israelitas obedecieron al Señor mientras Josué vivió. También lo obedecieron durante el tiempo de los ancianos que vivieron después de Josué, porque ellos habían visto las cosas maravillosas que el Señor hizo por Israel.</w:t>
       </w:r>
     </w:p>
     <w:p>
@@ -1091,7 +1091,7 @@
         <w:rPr>
           <w:lang w:val="es_ES" w:bidi="es_ES"/>
         </w:rPr>
-        <w:t xml:space="preserve"> Esa nueva generación hizo lo que el Señor considera malo: adoraron a otros dioses.</w:t>
+        <w:t xml:space="preserve"> Esa nueva generación hizo lo que el Señor considera malo y adoraron a otros dioses.</w:t>
       </w:r>
     </w:p>
     <w:p>
@@ -1133,7 +1133,7 @@
         <w:rPr>
           <w:lang w:val="es_ES" w:bidi="es_ES"/>
         </w:rPr>
-        <w:t xml:space="preserve"> Cuando los israelitas salían a pelear contra sus enemigos, el Señor peleaba contra ellos. Les había advertido que esto sucedería, y así lo había prometido. El pueblo sufría terriblemente,</w:t>
+        <w:t xml:space="preserve"> Cuando los israelitas salían a pelear contra sus enemigos, el Señor peleaba contra ellos. Les había advertido que esto sucedería, y así lo había prometido. El pueblo sufría terriblemente.</w:t>
       </w:r>
     </w:p>
     <w:p>
@@ -1154,7 +1154,7 @@
         <w:rPr>
           <w:lang w:val="es_ES" w:bidi="es_ES"/>
         </w:rPr>
-        <w:t xml:space="preserve"> pero el Señor escogía líderes llamados jueces que los rescataban de sus enemigos.</w:t>
+        <w:t xml:space="preserve"> Pero el Señor escogía líderes llamados jueces que los rescataban de sus enemigos.</w:t>
       </w:r>
     </w:p>
     <w:p>
@@ -1196,7 +1196,7 @@
         <w:rPr>
           <w:lang w:val="es_ES" w:bidi="es_ES"/>
         </w:rPr>
-        <w:t xml:space="preserve"> Cada vez que el Señor escogía un juez, ese líder rescataba a los israelitas de sus enemigos mientras vivía, porque el Señor sentía compasión cuando su pueblo clamaba por la opresión y el sufrimiento que padecía.</w:t>
+        <w:t xml:space="preserve"> El Señor sentía compasión cuando su pueblo clamaba por la opresión y el sufrimiento que padecía. Cada vez que el Señor escogía un juez, ese líder rescataba a los israelitas de sus enemigos mientras vivía.</w:t>
       </w:r>
     </w:p>
     <w:p>
@@ -1217,7 +1217,7 @@
         <w:rPr>
           <w:lang w:val="es_ES" w:bidi="es_ES"/>
         </w:rPr>
-        <w:t xml:space="preserve"> Pero cuando el juez moría, el pueblo volvía a hacer lo malo. Actuaban peor que sus antepasados: adoraban de nuevo a otros dioses y con terquedad volvían a las costumbres malvadas de las naciones vecinas.</w:t>
+        <w:t xml:space="preserve"> Pero cuando el juez moría, el pueblo volvía a hacer lo malo. Actuaban peor que sus antepasados. Adoraban de nuevo a otros dioses y con terquedad volvían a las costumbres malvadas de las naciones vecinas.</w:t>
       </w:r>
     </w:p>
     <w:p>
@@ -1238,7 +1238,7 @@
         <w:rPr>
           <w:lang w:val="es_ES" w:bidi="es_ES"/>
         </w:rPr>
-        <w:t xml:space="preserve"> Entonces el Señor se enojaba muchísimo contra Israel y declaraba: «Este pueblo ha roto el pacto que hice con sus antepasados.</w:t>
+        <w:t xml:space="preserve"> Entonces el Señor se enojaba muchísimo contra Israel y declaraba:—Este pueblo ha roto el pacto que hice con sus antepasados.</w:t>
       </w:r>
     </w:p>
     <w:p>
@@ -1280,7 +1280,7 @@
         <w:rPr>
           <w:lang w:val="es_ES" w:bidi="es_ES"/>
         </w:rPr>
-        <w:t xml:space="preserve"> Las usaré para probar a mi pueblo y ver si me obedece como lo hicieron sus antepasados».</w:t>
+        <w:t xml:space="preserve"> Las usaré para probar a mi pueblo y ver si me obedece como lo hicieron sus antepasados.</w:t>
       </w:r>
     </w:p>
     <w:p>
@@ -1359,7 +1359,7 @@
         <w:rPr>
           <w:lang w:val="es_ES" w:bidi="es_ES"/>
         </w:rPr>
-        <w:t xml:space="preserve"> Lo hizo para que aprendieran a pelear en la guerra:</w:t>
+        <w:t xml:space="preserve"> Lo hizo para que aprendieran a pelear en la guerra.</w:t>
       </w:r>
     </w:p>
     <w:p>
@@ -1380,7 +1380,7 @@
         <w:rPr>
           <w:lang w:val="es_ES" w:bidi="es_ES"/>
         </w:rPr>
-        <w:t xml:space="preserve"> los filisteos de sus cinco ciudades, los cananeos, los sidonios y los heveos que vivían en el monte Líbano, desde Baal Hermón hasta Lebó Jamat.</w:t>
+        <w:t xml:space="preserve"> Eran los filisteos de sus 5 ciudades, los cananeos, los sidonios y los heveos que vivían en el monte Líbano, desde Baal Hermón hasta Lebó Jamat.</w:t>
       </w:r>
     </w:p>
     <w:p>
@@ -1401,7 +1401,7 @@
         <w:rPr>
           <w:lang w:val="es_ES" w:bidi="es_ES"/>
         </w:rPr>
-        <w:t xml:space="preserve"> El Señor permitió que estos pueblos permanecieran en la región para ver si los israelitas obedecerían los mandamientos que les había dado por medio de Moisés.</w:t>
+        <w:t xml:space="preserve"> El Señor permitió que estos pueblos permanecieran en la región. Lo permitió para ver si los israelitas obedecerían los mandamientos que les había dado por medio de Moisés.</w:t>
       </w:r>
     </w:p>
     <w:p>
@@ -1464,7 +1464,7 @@
         <w:rPr>
           <w:lang w:val="es_ES" w:bidi="es_ES"/>
         </w:rPr>
-        <w:t xml:space="preserve"> Los israelitas hicieron lo malo ante el Señor su Dios: lo abandonaron y adoraron a los ídolos de Baal y a los postes de Aserá.</w:t>
+        <w:t xml:space="preserve"> Los israelitas hicieron lo malo ante el Señor su Dios. Lo abandonaron y adoraron a los ídolos de Baal y a los postes de Aserá.</w:t>
       </w:r>
     </w:p>
     <w:p>
@@ -1485,7 +1485,7 @@
         <w:rPr>
           <w:lang w:val="es_ES" w:bidi="es_ES"/>
         </w:rPr>
-        <w:t xml:space="preserve"> El Señor se enojó mucho con Israel y dejó que Cusán Risatayin, rey de Aram Najarayin, los dominara. Los israelitas estuvieron sometidos a él durante ocho años.</w:t>
+        <w:t xml:space="preserve"> El Señor se enojó mucho con Israel y dejó que Cusán Risatayin, rey de Aram Najarayin, los dominara. Los israelitas estuvieron sometidos a él durante 8 años.</w:t>
       </w:r>
     </w:p>
     <w:p>
@@ -1506,7 +1506,7 @@
         <w:rPr>
           <w:lang w:val="es_ES" w:bidi="es_ES"/>
         </w:rPr>
-        <w:t xml:space="preserve"> Entonces los israelitas le pidieron ayuda al Señor, y él les envió un libertador: Otoniel, hijo de Quenaz y sobrino de Caleb.</w:t>
+        <w:t xml:space="preserve"> Entonces los israelitas le pidieron ayuda al Señor. Él les envió un libertador: Otoniel, hijo de Quenaz y sobrino de Caleb.</w:t>
       </w:r>
     </w:p>
     <w:p>
@@ -1548,7 +1548,7 @@
         <w:rPr>
           <w:lang w:val="es_ES" w:bidi="es_ES"/>
         </w:rPr>
-        <w:t xml:space="preserve"> La tierra tuvo paz durante cuarenta años. Después murió Otoniel, hijo de Quenaz.</w:t>
+        <w:t xml:space="preserve"> La tierra tuvo paz durante 40 años. Después murió Otoniel, hijo de Quenaz.</w:t>
       </w:r>
     </w:p>
     <w:p>
@@ -1590,7 +1590,7 @@
         <w:rPr>
           <w:lang w:val="es_ES" w:bidi="es_ES"/>
         </w:rPr>
-        <w:t xml:space="preserve"> Eglón reunió a los amonitas y a los amalecitas, atacó a Israel y conquistó Jericó, la ciudad de las palmeras.</w:t>
+        <w:t xml:space="preserve"> Eglón reunió a los amonitas y a los amalecitas. Atacó a Israel y conquistó Jericó, la ciudad de las palmeras.</w:t>
       </w:r>
     </w:p>
     <w:p>
@@ -1611,7 +1611,7 @@
         <w:rPr>
           <w:lang w:val="es_ES" w:bidi="es_ES"/>
         </w:rPr>
-        <w:t xml:space="preserve"> Los israelitas estuvieron sometidos al rey Eglón de Moab durante dieciocho años.</w:t>
+        <w:t xml:space="preserve"> Los israelitas estuvieron sometidos al rey Eglón de Moab durante 18 años.</w:t>
       </w:r>
     </w:p>
     <w:p>
@@ -1632,7 +1632,7 @@
         <w:rPr>
           <w:lang w:val="es_ES" w:bidi="es_ES"/>
         </w:rPr>
-        <w:t xml:space="preserve"> Los israelitas le pidieron ayuda al Señor, y él les envió un libertador: Aod, hijo de Guerá, de la tribu de Benjamín. Aod era zurdo. Los israelitas lo enviaron a llevarle el tributo al rey Eglón de Moab.</w:t>
+        <w:t xml:space="preserve"> Los israelitas le pidieron ayuda al Señor. Él les envió un libertador: Aod, hijo de Guerá, de la tribu de Benjamín. Aod era zurdo. Los israelitas lo enviaron a llevarle el tributo al rey Eglón de Moab.</w:t>
       </w:r>
     </w:p>
     <w:p>
@@ -1758,7 +1758,7 @@
         <w:rPr>
           <w:lang w:val="es_ES" w:bidi="es_ES"/>
         </w:rPr>
-        <w:t xml:space="preserve"> Cuando los sirvientes del rey volvieron y vieron las puertas cerradas, pensaron que el rey estaría haciendo sus necesidades, así que decidieron esperar.</w:t>
+        <w:t xml:space="preserve"> Cuando los sirvientes del rey volvieron y vieron las puertas cerradas, pensaron que el rey estaría haciendo sus necesidades. Decidieron esperar.</w:t>
       </w:r>
     </w:p>
     <w:p>
@@ -1863,7 +1863,7 @@
         <w:rPr>
           <w:lang w:val="es_ES" w:bidi="es_ES"/>
         </w:rPr>
-        <w:t xml:space="preserve"> Ese día atacaron a los moabitas y mataron como diez mil soldados, todos ellos fuertes y valientes. Ninguno pudo escapar.</w:t>
+        <w:t xml:space="preserve"> Ese día atacaron a los moabitas y mataron como 10.000 soldados, todos ellos fuertes y valientes. Ninguno pudo escapar.</w:t>
       </w:r>
     </w:p>
     <w:p>
@@ -1884,7 +1884,7 @@
         <w:rPr>
           <w:lang w:val="es_ES" w:bidi="es_ES"/>
         </w:rPr>
-        <w:t xml:space="preserve"> Ese día Israel derrotó a Moab, y hubo paz en la tierra durante ochenta años.</w:t>
+        <w:t xml:space="preserve"> Ese día Israel derrotó a Moab, y hubo paz en la tierra durante 80 años.</w:t>
       </w:r>
     </w:p>
     <w:p>
@@ -1905,7 +1905,7 @@
         <w:rPr>
           <w:lang w:val="es_ES" w:bidi="es_ES"/>
         </w:rPr>
-        <w:t xml:space="preserve"> Después de Aod vino como juez Samgar, hijo de Anat. Él mató a seiscientos filisteos con una vara de arrear bueyes, y así también salvó a Israel.</w:t>
+        <w:t xml:space="preserve"> Después de Aod vino como juez Samgar, hijo de Anat. Él mató a 600 filisteos con una vara de arrear bueyes, y así también salvó a Israel.</w:t>
       </w:r>
     </w:p>
     <w:p>
@@ -1984,7 +1984,7 @@
         <w:rPr>
           <w:lang w:val="es_ES" w:bidi="es_ES"/>
         </w:rPr>
-        <w:t xml:space="preserve"> Sísara tenía novecientos carros de guerra hechos de hierro. Durante veinte años oprimió cruelmente a los israelitas, hasta que ellos clamaron al Señor pidiendo ayuda.</w:t>
+        <w:t xml:space="preserve"> Sísara tenía 900 carros de guerra hechos de hierro. Durante 20 años oprimió cruelmente a los israelitas, hasta que ellos clamaron al Señor pidiendo ayuda.</w:t>
       </w:r>
     </w:p>
     <w:p>
@@ -2005,7 +2005,7 @@
         <w:rPr>
           <w:lang w:val="es_ES" w:bidi="es_ES"/>
         </w:rPr>
-        <w:t xml:space="preserve"> En ese tiempo, una profetisa llamada Débora gobernaba a Israel. Ella estaba casada con Lapidot.</w:t>
+        <w:t xml:space="preserve"> En ese tiempo, una profeta llamada Débora gobernaba a Israel. Ella estaba casada con Lapidot.</w:t>
       </w:r>
     </w:p>
     <w:p>
@@ -2047,7 +2047,7 @@
         <w:rPr>
           <w:lang w:val="es_ES" w:bidi="es_ES"/>
         </w:rPr>
-        <w:t xml:space="preserve"> Un día, Débora mandó llamar a Barac, hijo de Abinoán, que vivía en Cedes de Neftalí. Cuando llegó, ella le dijo: —El Señor, el Dios de Israel, te da esta orden: Reúne diez mil soldados de las tribus de Neftalí y Zabulón.</w:t>
+        <w:t xml:space="preserve"> Un día, Débora mandó llamar a Barac, hijo de Abinoán, que vivía en Cedes de Neftalí. Cuando llegó, ella le dijo: —El Señor, el Dios de Israel, te da esta orden. Reúne 10.000 soldados de las tribus de Neftalí y Zabulón.</w:t>
       </w:r>
     </w:p>
     <w:p>
@@ -2068,7 +2068,7 @@
         <w:rPr>
           <w:lang w:val="es_ES" w:bidi="es_ES"/>
         </w:rPr>
-        <w:t xml:space="preserve"> Llévalos al monte Tabor. Allí te enfrentarás a Sísara, el comandante del ejército de Jabín, con todos sus carros de guerra. El Señor dice: «Yo haré que Sísara vaya con su ejército hasta el arroyo Quisón, y allí te daré la victoria sobre él».</w:t>
+        <w:t xml:space="preserve"> Llévalos al monte Tabor. Allí te enfrentarás a Sísara, el comandante del ejército de Jabín, con todos sus carros de guerra. El Señor dice: "Yo haré que Sísara vaya con su ejército hasta el arroyo Quisón, y allí te daré la victoria sobre él".</w:t>
       </w:r>
     </w:p>
     <w:p>
@@ -2131,7 +2131,7 @@
         <w:rPr>
           <w:lang w:val="es_ES" w:bidi="es_ES"/>
         </w:rPr>
-        <w:t xml:space="preserve"> Barac convocó a las tribus de Zabulón y Neftalí para reunirse en Cedes, y diez mil hombres se presentaron como voluntarios. Débora fue con ellos.</w:t>
+        <w:t xml:space="preserve"> Barac convocó a las tribus de Zabulón y Neftalí para reunirse en Cedes, y 10.000 hombres se presentaron como voluntarios. Débora fue con ellos.</w:t>
       </w:r>
     </w:p>
     <w:p>
@@ -2152,7 +2152,7 @@
         <w:rPr>
           <w:lang w:val="es_ES" w:bidi="es_ES"/>
         </w:rPr>
-        <w:t xml:space="preserve"> Ahora bien, Héber el quenita, que era descendiente de Hobab, el suegro de Moisés, se había alejado de los otros quenitas y había instalado su campamento cerca del gran árbol de Sananín, que está junto a Cedes.</w:t>
+        <w:t xml:space="preserve"> Ahora bien, Héber, el quenita, era descendiente de Hobab, el suegro de Moisés. Se había alejado de los otros quenitas y había instalado su campamento cerca del gran árbol de Sananín, que está junto a Cedes.</w:t>
       </w:r>
     </w:p>
     <w:p>
@@ -2173,7 +2173,7 @@
         <w:rPr>
           <w:lang w:val="es_ES" w:bidi="es_ES"/>
         </w:rPr>
-        <w:t xml:space="preserve"> Cuando Sísara recibió la noticia de que Barac había subido al monte Tabor con su ejército,</w:t>
+        <w:t xml:space="preserve"> Sísara recibió la noticia de que Barac había subido al monte Tabor con su ejército.</w:t>
       </w:r>
     </w:p>
     <w:p>
@@ -2194,7 +2194,7 @@
         <w:rPr>
           <w:lang w:val="es_ES" w:bidi="es_ES"/>
         </w:rPr>
-        <w:t xml:space="preserve"> reunió todas sus tropas y sus 900 carros de hierro, y marchó desde Jaroset Goyim hasta el arroyo Quisón.</w:t>
+        <w:t xml:space="preserve"> Reunió todas sus tropas y sus 900 carros de hierro, y marchó desde Jaroset Goyim hasta el arroyo Quisón.</w:t>
       </w:r>
     </w:p>
     <w:p>
@@ -2278,7 +2278,7 @@
         <w:rPr>
           <w:lang w:val="es_ES" w:bidi="es_ES"/>
         </w:rPr>
-        <w:t xml:space="preserve"> Mientras tanto, Sísara corrió hasta la tienda de Jael, la esposa de Héber el quenita. Él buscaba refugio allí porque existía un tratado de paz entre Jabín, el rey de Jazor, y la familia de Héber el quenita.</w:t>
+        <w:t xml:space="preserve"> Mientras tanto, Sísara corrió hasta la tienda de Jael, la esposa de Héber, el quenita. Él buscaba refugio allí porque existía un tratado de paz entre Jabín, el rey de Jazor, y la familia de Héber, el quenita.</w:t>
       </w:r>
     </w:p>
     <w:p>
@@ -2462,7 +2462,7 @@
         <w:rPr>
           <w:lang w:val="es_ES" w:bidi="es_ES"/>
         </w:rPr>
-        <w:t xml:space="preserve"> Ese día Débora y Barac cantaron esta canción:</w:t>
+        <w:t xml:space="preserve"> Ese día Débora y Barac cantaron esta canción.</w:t>
       </w:r>
     </w:p>
     <w:p>
@@ -2483,7 +2483,7 @@
         <w:rPr>
           <w:lang w:val="es_ES" w:bidi="es_ES"/>
         </w:rPr>
-        <w:t xml:space="preserve"> «Alaben al Señor porque los jefes de Israel tomaron el mando y el pueblo se ofreció con alegría.</w:t>
+        <w:t xml:space="preserve"> Alaben al Señor porque los jefes de Israel tomaron el mando y el pueblo se ofreció con alegría.</w:t>
       </w:r>
     </w:p>
     <w:p>
@@ -2504,7 +2504,7 @@
         <w:rPr>
           <w:lang w:val="es_ES" w:bidi="es_ES"/>
         </w:rPr>
-        <w:t xml:space="preserve"> »Escuchen, reyes y gobernantes, porque voy a cantar al Señor, el Dios de Israel.</w:t>
+        <w:t xml:space="preserve"> Escuchen, reyes y gobernantes, porque voy a cantar al Señor, el Dios de Israel.</w:t>
       </w:r>
     </w:p>
     <w:p>
@@ -2525,7 +2525,7 @@
         <w:rPr>
           <w:lang w:val="es_ES" w:bidi="es_ES"/>
         </w:rPr>
-        <w:t xml:space="preserve"> »Señor, cuando saliste de Seír y marchaste desde los campos de Edom, la tierra tembló y el cielo dejó caer su lluvia.</w:t>
+        <w:t xml:space="preserve"> Señor, cuando saliste de Seír y marchaste desde los campos de Edom, la tierra tembló y el cielo dejó caer su lluvia.</w:t>
       </w:r>
     </w:p>
     <w:p>
@@ -2567,7 +2567,7 @@
         <w:rPr>
           <w:lang w:val="es_ES" w:bidi="es_ES"/>
         </w:rPr>
-        <w:t xml:space="preserve"> »En los días de Samgar y de Jael, los caminos principales estaban vacíos. Los viajeros tenían que ir por senderos torcidos.</w:t>
+        <w:t xml:space="preserve"> En los días de Samgar y de Jael, los caminos principales estaban vacíos. Los viajeros tenían que ir por senderos torcidos.</w:t>
       </w:r>
     </w:p>
     <w:p>
@@ -2651,7 +2651,7 @@
         <w:rPr>
           <w:lang w:val="es_ES" w:bidi="es_ES"/>
         </w:rPr>
-        <w:t xml:space="preserve"> »Que todos en Israel lo alaben, tanto los ricos que montan burros blancos y se sientan sobre alfombras finas, como los pobres que andan por los caminos.</w:t>
+        <w:t xml:space="preserve"> Que todos en Israel lo alaben, tanto los ricos que montan burros blancos y se sientan sobre alfombras finas, como los pobres que andan por los caminos.</w:t>
       </w:r>
     </w:p>
     <w:p>
@@ -2693,7 +2693,7 @@
         <w:rPr>
           <w:lang w:val="es_ES" w:bidi="es_ES"/>
         </w:rPr>
-        <w:t xml:space="preserve"> ¡Despierta, Débora, despierta y canta una canción! Levántate, Barac hijo de Abinoán, y lleva prisioneros a los que capturaste!</w:t>
+        <w:t xml:space="preserve"> ¡Despierta, Débora, despierta y canta una canción! Levántate, Barac, hijo de Abinoán, y lleva prisioneros a los que capturaste!</w:t>
       </w:r>
     </w:p>
     <w:p>
@@ -2714,7 +2714,7 @@
         <w:rPr>
           <w:lang w:val="es_ES" w:bidi="es_ES"/>
         </w:rPr>
-        <w:t xml:space="preserve"> »Los que quedaron del pueblo bajaron. El pueblo del Señor marchó conmigo contra los guerreros poderosos.</w:t>
+        <w:t xml:space="preserve"> Los que quedaron del pueblo bajaron. El pueblo del Señor marchó conmigo contra los guerreros poderosos.</w:t>
       </w:r>
     </w:p>
     <w:p>
@@ -2840,7 +2840,7 @@
         <w:rPr>
           <w:lang w:val="es_ES" w:bidi="es_ES"/>
         </w:rPr>
-        <w:t xml:space="preserve"> »Los reyes de Canaán pelearon en Tanac, cerca de los manantiales de Meguido, pero no ganaron nada.</w:t>
+        <w:t xml:space="preserve"> Los reyes de Canaán pelearon en Tanac, cerca de los manantiales de Meguido, pero no ganaron nada.</w:t>
       </w:r>
     </w:p>
     <w:p>
@@ -2924,7 +2924,7 @@
         <w:rPr>
           <w:lang w:val="es_ES" w:bidi="es_ES"/>
         </w:rPr>
-        <w:t xml:space="preserve"> Pero el ángel del Señor maldijo a la gente de Meroz: —Que el Señor los castigue duramente —dijo el ángel—porque no vinieron a ayudar al Señor contra sus enemigos.</w:t>
+        <w:t xml:space="preserve"> Pero el ángel del Señor maldijo a la gente de Meroz: «Que el Señor los castigue duramente», dijo el ángel.«No vinieron a ayudar al Señor contra sus enemigos».</w:t>
       </w:r>
     </w:p>
     <w:p>
@@ -2945,7 +2945,7 @@
         <w:rPr>
           <w:lang w:val="es_ES" w:bidi="es_ES"/>
         </w:rPr>
-        <w:t xml:space="preserve"> »¡Bendita sea Jael, la esposa de Héber el quenita! ¡Que ella sea bendita entre todas las mujeres en sus casas!</w:t>
+        <w:t xml:space="preserve"> ¡Bendita sea Jael, la esposa de Héber, el quenita! ¡Que ella sea bendita entre todas las mujeres en sus casas!</w:t>
       </w:r>
     </w:p>
     <w:p>
@@ -3029,7 +3029,7 @@
         <w:rPr>
           <w:lang w:val="es_ES" w:bidi="es_ES"/>
         </w:rPr>
-        <w:t xml:space="preserve"> »La madre de Sísara miraba por la ventana esperando que regresara: —¿Por qué se demora tanto su carro en llegar? ¿Por qué no escuchamos el ruido de sus ruedas?</w:t>
+        <w:t xml:space="preserve"> La madre de Sísara miraba por la ventana esperando que regresara: «¿Por qué se demora tanto su carro en llegar? ¿Por qué no escuchamos el ruido de sus ruedas?».</w:t>
       </w:r>
     </w:p>
     <w:p>
@@ -3071,7 +3071,7 @@
         <w:rPr>
           <w:lang w:val="es_ES" w:bidi="es_ES"/>
         </w:rPr>
-        <w:t xml:space="preserve"> —Están repartiendo el botín, seguro.Cada soldado se lleva una o dos muchachas, y Sísara traerá ropa de muchos colores y muchos regalos para mí.</w:t>
+        <w:t xml:space="preserve"> «Están repartiendo el botín, seguro.Cada soldado se lleva 1 o 2 muchachas.Y Sísara traerá ropa de muchos colores y muchos regalos para mí».</w:t>
       </w:r>
     </w:p>
     <w:p>
@@ -3092,7 +3092,7 @@
         <w:rPr>
           <w:lang w:val="es_ES" w:bidi="es_ES"/>
         </w:rPr>
-        <w:t xml:space="preserve"> »Que todos tus enemigos mueran como Sísara, oh Señor. Pero que quienes te aman brillen como el sol al mediodía». Luego de esto, el país tuvo paz durante cuarenta años.</w:t>
+        <w:t xml:space="preserve"> Que todos tus enemigos mueran como Sísara, oh Señor. Pero que quienes te aman brillen como el sol al mediodía.Luego de esto, el país tuvo paz durante 40 años.</w:t>
       </w:r>
     </w:p>
     <w:p>
@@ -3129,7 +3129,7 @@
         <w:rPr>
           <w:lang w:val="es_ES" w:bidi="es_ES"/>
         </w:rPr>
-        <w:t xml:space="preserve"> Sin embargo, los israelitas volvieron a adorar a otros dioses, y el Señor permitió que sus enemigos los oprimieran otra vez. En esta ocasión fue el pueblo de Madián quien los maltrató durante siete años.</w:t>
+        <w:t xml:space="preserve"> Sin embargo, los israelitas volvieron a adorar a otros dioses, y el Señor permitió que sus enemigos los oprimieran otra vez. En esta ocasión fue el pueblo de Madián quien los maltrató durante 7 años.</w:t>
       </w:r>
     </w:p>
     <w:p>
@@ -3255,7 +3255,7 @@
         <w:rPr>
           <w:lang w:val="es_ES" w:bidi="es_ES"/>
         </w:rPr>
-        <w:t xml:space="preserve"> Entonces el Señor les envió un profeta con este mensaje: «Yo, el Señor, Dios de Israel, los saqué de la esclavitud en Egipto.</w:t>
+        <w:t xml:space="preserve"> Entonces el Señor les envió un profeta con este mensaje:—Yo, el Señor, Dios de Israel, los saqué de la esclavitud en Egipto.</w:t>
       </w:r>
     </w:p>
     <w:p>
@@ -3297,7 +3297,7 @@
         <w:rPr>
           <w:lang w:val="es_ES" w:bidi="es_ES"/>
         </w:rPr>
-        <w:t xml:space="preserve"> Les advertí que yo soy el Señor, su Dios, y que no debían adorar a los dioses falsos de los amorreos que viven en esta región. Pero ustedes no me obedecieron».</w:t>
+        <w:t xml:space="preserve"> Les advertí que yo soy el Señor, su Dios, y que no debían adorar a los dioses falsos de los amorreos que viven en esta región. Pero ustedes no me obedecieron.</w:t>
       </w:r>
     </w:p>
     <w:p>
@@ -3318,7 +3318,7 @@
         <w:rPr>
           <w:lang w:val="es_ES" w:bidi="es_ES"/>
         </w:rPr>
-        <w:t xml:space="preserve"> Cierto día, el ángel del Señor llegó y se sentó debajo de la encina que había en Ofra, la cual pertenecía a Joás, del clan de Abiezer. Su hijo Gedeón estaba separando el trigo del resto de la planta en un lugar donde se exprimían las uvas, porque quería ocultarlo de los madianitas.</w:t>
+        <w:t xml:space="preserve"> Cierto día, el ángel del Señor llegó y se sentó debajo de la encina que había en Ofra. La encina pertenecía a Joás, del clan de Abiezer. Su hijo Gedeón estaba separando el trigo del resto de la planta en un lugar donde se exprimían las uvas, porque quería ocultarlo de los madianitas.</w:t>
       </w:r>
     </w:p>
     <w:p>
@@ -3486,7 +3486,7 @@
         <w:rPr>
           <w:lang w:val="es_ES" w:bidi="es_ES"/>
         </w:rPr>
-        <w:t xml:space="preserve"> Gedeón entró rápidamente a su casa y preparó un cabrito. También hizo panes sin levadura usando unos veinticuatro kilos de harina. Después colocó la carne en una canasta y el caldo en una olla, y llevó todo al ángel que esperaba debajo del árbol grande. Allí se lo ofreció.</w:t>
+        <w:t xml:space="preserve"> Gedeón entró rápidamente a su casa y preparó un cabrito. También hizo panes sin levadura usando unos 24 kilos de harina. Después colocó la carne en una canasta y el caldo en una olla. Llevó todo al ángel que esperaba debajo del árbol grande. Allí se lo ofreció.</w:t>
       </w:r>
     </w:p>
     <w:p>
@@ -3654,7 +3654,7 @@
         <w:rPr>
           <w:lang w:val="es_ES" w:bidi="es_ES"/>
         </w:rPr>
-        <w:t xml:space="preserve"> Gedeón eligió a diez de sus siervos y cumplió todo lo que el Señor le había ordenado. Pero como tenía miedo de su familia y de los hombres de la ciudad, lo hizo durante la noche.</w:t>
+        <w:t xml:space="preserve"> Gedeón eligió a 10 de sus siervos y cumplió todo lo que el Señor le había ordenado. Pero como tenía miedo de su familia y de los hombres de la ciudad, lo hizo durante la noche.</w:t>
       </w:r>
     </w:p>
     <w:p>
@@ -3759,7 +3759,7 @@
         <w:rPr>
           <w:lang w:val="es_ES" w:bidi="es_ES"/>
         </w:rPr>
-        <w:t xml:space="preserve"> Desde ese día, Gedeón recibió otro nombre: Yerubaal, que quiere decir: «Que Baal se defienda contra él».</w:t>
+        <w:t xml:space="preserve"> Desde ese día, Gedeón recibió otro nombre, Yerubaal, que quiere decir: «Que Baal se defienda contra él».</w:t>
       </w:r>
     </w:p>
     <w:p>
@@ -3864,7 +3864,7 @@
         <w:rPr>
           <w:lang w:val="es_ES" w:bidi="es_ES"/>
         </w:rPr>
-        <w:t xml:space="preserve"> mira lo que haré: voy a poner un pedazo de lana en el suelo durante la noche. Si mañana en la mañana solo la lana está mojada con el rocío y el suelo alrededor está seco, sabré que cumplirás tu promesa de usarme para salvar a Israel.</w:t>
+        <w:t xml:space="preserve"> mira lo que haré. Voy a poner un pedazo de lana en el suelo durante la noche. Si mañana en la mañana solo la lana está mojada con el rocío y el suelo alrededor está seco, sabré que cumplirás tu promesa de usarme para salvar a Israel.</w:t>
       </w:r>
     </w:p>
     <w:p>
@@ -3985,7 +3985,7 @@
         <w:rPr>
           <w:lang w:val="es_ES" w:bidi="es_ES"/>
         </w:rPr>
-        <w:t xml:space="preserve"> El Señor le dijo a Gedeón: «Tienes demasiados soldados contigo. No voy a permitir que todos peleen contra los madianitas, porque después los israelitas presumirán delante de mí y dirán que se salvaron con su propia fuerza.</w:t>
+        <w:t xml:space="preserve"> El Señor le dijo a Gedeón:—Tienes demasiados soldados contigo. No voy a permitir que todos peleen contra los madianitas. Después, los israelitas presumirían delante de mí y dirían que se salvaron con su propia fuerza.</w:t>
       </w:r>
     </w:p>
     <w:p>
@@ -4027,7 +4027,7 @@
         <w:rPr>
           <w:lang w:val="es_ES" w:bidi="es_ES"/>
         </w:rPr>
-        <w:t xml:space="preserve"> Pero el Señor le dijo a Gedeón: «Todavía son muchos. Llévalos hasta el agua y allí te mostraré quiénes deben ir contigo y quiénes no».</w:t>
+        <w:t xml:space="preserve"> Pero el Señor le dijo a Gedeón:—Todavía son muchos. Llévalos hasta el agua y allí te mostraré quiénes deben ir contigo y quiénes no.</w:t>
       </w:r>
     </w:p>
     <w:p>
@@ -4048,7 +4048,7 @@
         <w:rPr>
           <w:lang w:val="es_ES" w:bidi="es_ES"/>
         </w:rPr>
-        <w:t xml:space="preserve"> Gedeón llevó a los soldados hasta el agua. Entonces el Señor le dijo: «Sepáralos en dos grupos según cómo beban. Pon en un grupo a los que tomen agua con sus manos y la laman como hacen los perros. En el otro grupo pon a los que se arrodillen para beber directamente del agua».</w:t>
+        <w:t xml:space="preserve"> Gedeón llevó a los soldados hasta el agua. Entonces el Señor le dijo:—Sepáralos en 2 grupos según cómo beban. Pon en un grupo a los que tomen agua con sus manos y la laman como hacen los perros. En el otro grupo pon a los que se arrodillen para beber directamente del agua.</w:t>
       </w:r>
     </w:p>
     <w:p>
@@ -4069,7 +4069,7 @@
         <w:rPr>
           <w:lang w:val="es_ES" w:bidi="es_ES"/>
         </w:rPr>
-        <w:t xml:space="preserve"> Trescientos soldados bebieron tomando el agua con sus manos. Todos los demás se arrodillaron para beber directamente del arroyo.</w:t>
+        <w:t xml:space="preserve"> Bebieron tomando el agua con sus manos 300 soldados. Todos los demás se arrodillaron para beber directamente del arroyo.</w:t>
       </w:r>
     </w:p>
     <w:p>
@@ -4090,7 +4090,7 @@
         <w:rPr>
           <w:lang w:val="es_ES" w:bidi="es_ES"/>
         </w:rPr>
-        <w:t xml:space="preserve"> El Señor le dijo a Gedeón: «Con estos trescientos soldados voy a derrotar a los madianitas. Envía a todos los demás de regreso a sus casas».</w:t>
+        <w:t xml:space="preserve"> El Señor le dijo a Gedeón:Con estos 300 soldados voy a derrotar a los madianitas. Envía a todos los demás de regreso a sus casas.</w:t>
       </w:r>
     </w:p>
     <w:p>
@@ -4111,7 +4111,7 @@
         <w:rPr>
           <w:lang w:val="es_ES" w:bidi="es_ES"/>
         </w:rPr>
-        <w:t xml:space="preserve"> Gedeón recogió las provisiones y las trompetas de todos los soldados, y después los envió a sus casas. Solo se quedaron los trescientos soldados. Esa noche, mientras los madianitas estaban acampados abajo en el valle, el Señor le dijo a Gedeón: «Levántate, baja con tus soldados y ataca el campamento madianita, porque voy a darte la victoria sobre ellos».</w:t>
+        <w:t xml:space="preserve"> Gedeón recogió las provisiones y las trompetas de todos los soldados, y después los envió a sus casas. Solo se quedaron los 300 soldados. Esa noche, mientras los madianitas estaban acampados abajo en el valle, el Señor le dijo a Gedeón:—Levántate, baja con tus soldados y ataca el campamento madianita. Voy a darte la victoria sobre ellos.</w:t>
       </w:r>
     </w:p>
     <w:p>
@@ -4132,7 +4132,7 @@
         <w:rPr>
           <w:lang w:val="es_ES" w:bidi="es_ES"/>
         </w:rPr>
-        <w:t xml:space="preserve"> Si tienes miedo de bajar al campamento tú solo, lleva a tu siervo Furá.</w:t>
+        <w:t xml:space="preserve"> Si tienes miedo de atacar, baja primero al campamento tú. Lleva a tu siervo Furá contigo</w:t>
       </w:r>
     </w:p>
     <w:p>
@@ -4153,7 +4153,7 @@
         <w:rPr>
           <w:lang w:val="es_ES" w:bidi="es_ES"/>
         </w:rPr>
-        <w:t xml:space="preserve"> Gedeón escuchó lo que decían. Eso le dio valor para atacar el campamento. Entonces fue con Furá y se acercó en silencio por la oscuridad hasta donde estaban los enemigos.</w:t>
+        <w:t xml:space="preserve"> y escuchen lo que dicen en el campamento. Cuando oigas lo que dicen, cobrarás valor para atacar el campamento. Entonces Gedeón fue con Furá y se acercó en silencio en la oscuridad hasta donde estaban los enemigos.</w:t>
       </w:r>
     </w:p>
     <w:p>
@@ -4174,7 +4174,7 @@
         <w:rPr>
           <w:lang w:val="es_ES" w:bidi="es_ES"/>
         </w:rPr>
-        <w:t xml:space="preserve"> Los ejércitos de Madián, Amalec y otras naciones del este que se habían unido a ellos estaban dispersos por todo el valle. Eran tantos como las langostas, tan numerosos como la arena, y tenían tantos camellos que era imposible contarlos.</w:t>
+        <w:t xml:space="preserve"> Estaban dispersos por todo el valle los ejércitos de Madián y Amalec y otras naciones del este que se habían unido a ellos. Eran tantos como las langostas, tan numerosos como la arena. Tenían tantos camellos que era imposible contarlos.</w:t>
       </w:r>
     </w:p>
     <w:p>
@@ -4195,7 +4195,7 @@
         <w:rPr>
           <w:lang w:val="es_ES" w:bidi="es_ES"/>
         </w:rPr>
-        <w:t xml:space="preserve"> Gedeón se acercó en silencio a una de las tiendas justo cuando el hombre que dormía dentro se había despertado de una pesadilla y se la estaba contando a su compañero:—Tuve un sueño extraño. Vi un enorme pan de cebada que rodaba hacia nuestro campamento y chocaba contra nuestra tienda, derribándola.</w:t>
+        <w:t xml:space="preserve"> Gedeón se acercó en silencio a una de las tiendas. Llegó justo cuando el hombre que dormía dentro se había despertado de una pesadilla y se la estaba contando a su compañero:—Tuve un sueño extraño. Vi un enorme pan de cebada que rodaba hacia nuestro campamento. Chocó contra nuestra tienda, derribándola.</w:t>
       </w:r>
     </w:p>
     <w:p>
@@ -4216,7 +4216,7 @@
         <w:rPr>
           <w:lang w:val="es_ES" w:bidi="es_ES"/>
         </w:rPr>
-        <w:t xml:space="preserve"> El otro soldado respondió: —Tu sueño solo puede significar una cosa: Gedeón, el hijo de Joás, el israelita, vendrá y derrotará a todas las fuerzas aliadas de Madián.</w:t>
+        <w:t xml:space="preserve"> El otro soldado respondió: —Tu sueño solo puede significar una cosa. Gedeón, el hijo de Joás, el israelita, vendrá y derrotará a todas las fuerzas aliadas de Madián.</w:t>
       </w:r>
     </w:p>
     <w:p>
@@ -4258,7 +4258,7 @@
         <w:rPr>
           <w:lang w:val="es_ES" w:bidi="es_ES"/>
         </w:rPr>
-        <w:t xml:space="preserve"> Organizó a los trescientos hombres en tres compañías. A todos les entregó trompetas y cántaros vacíos con antorchas dentro.</w:t>
+        <w:t xml:space="preserve"> Organizó a los 300 hombres en 3 compañías. A todos les entregó trompetas y cántaros vacíos con antorchas dentro.</w:t>
       </w:r>
     </w:p>
     <w:p>
@@ -4300,7 +4300,7 @@
         <w:rPr>
           <w:lang w:val="es_ES" w:bidi="es_ES"/>
         </w:rPr>
-        <w:t xml:space="preserve"> Cuando yo y todos los que están conmigo toquemos nuestras trompetas, ustedes también toquen las suyas por todo el perímetro del campamento y griten: «¡Por el Señor y por Gedeón!».</w:t>
+        <w:t xml:space="preserve"> Yo y todos los que están conmigo tocaremos nuestras trompetas. Entonces ustedes también toquen las suyas por todo el perímetro del campamento y griten: "¡Por el Señor y por Gedeón!".</w:t>
       </w:r>
     </w:p>
     <w:p>
@@ -4321,7 +4321,7 @@
         <w:rPr>
           <w:lang w:val="es_ES" w:bidi="es_ES"/>
         </w:rPr>
-        <w:t xml:space="preserve"> Fue a medianoche, durante el cambio de guardias, cuando Gedeón y sus cien hombres llegaron a las cercanías del campamento de Madián. De repente, tocaron sus trompetas y rompieron sus cántaros.</w:t>
+        <w:t xml:space="preserve"> Fue a medianoche, durante el cambio de guardias, cuando Gedeón y sus 100 hombres llegaron a las cercanías del campamento de Madián. De repente, tocaron sus trompetas y rompieron sus cántaros.</w:t>
       </w:r>
     </w:p>
     <w:p>
@@ -4342,7 +4342,7 @@
         <w:rPr>
           <w:lang w:val="es_ES" w:bidi="es_ES"/>
         </w:rPr>
-        <w:t xml:space="preserve"> Las tres compañías tocaron las trompetas y quebraron los cántaros. Tomaron las antorchas con la mano izquierda y con la derecha las trompetas para tocarlas, mientras gritaban: «¡Por el Señor y por Gedeón!».</w:t>
+        <w:t xml:space="preserve"> Las 3 compañías tocaron las trompetas y quebraron los cántaros. Tomaron las antorchas con la mano izquierda y con la derecha las trompetas para tocarlas, mientras gritaban: "¡Por el Señor y por Gedeón!".</w:t>
       </w:r>
     </w:p>
     <w:p>
@@ -4363,7 +4363,7 @@
         <w:rPr>
           <w:lang w:val="es_ES" w:bidi="es_ES"/>
         </w:rPr>
-        <w:t xml:space="preserve"> Cada soldado permaneció en su posición mientras observaban cómo el ejército enemigo corría de un lado a otro, gritando y huyendo llenos de pánico.</w:t>
+        <w:t xml:space="preserve"> Cada soldado permaneció en su posición. Mientras, observaban cómo el ejército enemigo corría de un lado a otro, gritando y huyendo llenos de pánico.</w:t>
       </w:r>
     </w:p>
     <w:p>
@@ -4384,7 +4384,7 @@
         <w:rPr>
           <w:lang w:val="es_ES" w:bidi="es_ES"/>
         </w:rPr>
-        <w:t xml:space="preserve"> Mientras los trescientos hombres tocaban las trompetas, el Señor hizo que los soldados enemigos comenzaran a atacarse entre sí con sus espadas por todo el campamento. El ejército huyó durante la noche hacia Bet Sitá, en dirección a Zererá, hasta llegar a la frontera de Abel Mejolá, cerca de Tabat.</w:t>
+        <w:t xml:space="preserve"> Mientras los 300 hombres tocaban las trompetas, el Señor hizo que los soldados enemigos comenzaran a atacarse entre sí con sus espadas por todo el campamento. El ejército huyó durante la noche hacia Bet Sitá, en dirección a Zererá, hasta llegar a la frontera de Abel Mejolá, cerca de Tabat.</w:t>
       </w:r>
     </w:p>
     <w:p>
@@ -4447,7 +4447,7 @@
         <w:rPr>
           <w:lang w:val="es_ES" w:bidi="es_ES"/>
         </w:rPr>
-        <w:t xml:space="preserve"> Capturaron a Oreb y a Zeeb, los dos jefes del ejército de Madián. Mataron a Oreb en la roca que ahora lleva su nombre, y a Zeeb lo mataron en el lagar que también se llama como él. Después de perseguir a los madianitas, los soldados llevaron las cabezas de Oreb y Zeeb a Gedeón, que estaba al otro lado del río Jordán.</w:t>
+        <w:t xml:space="preserve"> Capturaron a Oreb y a Zeb, los 2 jefes del ejército de Madián. Mataron a Oreb en la roca que ahora lleva su nombre. A Zeb lo mataron en el lagar que también se llama como él. Después de perseguir a los madianitas, los soldados llevaron las cabezas de Oreb y Zeb a Gedeón, que estaba al otro lado del río Jordán.</w:t>
       </w:r>
     </w:p>
     <w:p>
@@ -4505,7 +4505,7 @@
         <w:rPr>
           <w:lang w:val="es_ES" w:bidi="es_ES"/>
         </w:rPr>
-        <w:t xml:space="preserve"> Gedeón les respondió: —¿Qué he hecho yo comparado con lo que hicieron ustedes? Dios les permitió capturar a Oreb y a Zeeb, los jefes del ejército madianita. Lo que ustedes lograron al final de la batalla fue mucho más importante que todo lo que nosotros hicimos al principio. Cuando escucharon esto, se calmaron y ya no estuvieron enojados con él.</w:t>
+        <w:t xml:space="preserve"> Gedeón les respondió: —¿Qué he hecho yo comparado con lo que hicieron ustedes? Dios les permitió capturar a Oreb y a Zeb, los jefes del ejército madianita. Lo que ustedes lograron al final de la batalla fue mucho más importante que todo lo que nosotros hicimos al principio. Cuando escucharon esto, se calmaron y ya no estuvieron enojados con él.</w:t>
       </w:r>
     </w:p>
     <w:p>
@@ -4673,7 +4673,7 @@
         <w:rPr>
           <w:lang w:val="es_ES" w:bidi="es_ES"/>
         </w:rPr>
-        <w:t xml:space="preserve"> Gedeón subió por el camino de los que viven en carpas, al este de Noba y Yogbeha, y atacó por sorpresa al ejército madianita.</w:t>
+        <w:t xml:space="preserve"> Gedeón subió por el camino de los que viven en carpas, al este de Noba y Yogbeha. Atacó por sorpresa al ejército madianita.</w:t>
       </w:r>
     </w:p>
     <w:p>
@@ -4694,7 +4694,7 @@
         <w:rPr>
           <w:lang w:val="es_ES" w:bidi="es_ES"/>
         </w:rPr>
-        <w:t xml:space="preserve"> Los dos reyes escaparon, pero Gedeón los persiguió hasta capturarlos, y destruyó completamente su ejército.</w:t>
+        <w:t xml:space="preserve"> Los 2 reyes escaparon, pero Gedeón los persiguió hasta capturarlos, y destruyó completamente su ejército.</w:t>
       </w:r>
     </w:p>
     <w:p>
@@ -4736,7 +4736,7 @@
         <w:rPr>
           <w:lang w:val="es_ES" w:bidi="es_ES"/>
         </w:rPr>
-        <w:t xml:space="preserve"> Capturó a un joven de Sucot y lo interrogó. El joven escribió para él los nombres de los setenta y siete líderes de Sucot.</w:t>
+        <w:t xml:space="preserve"> Capturó a un joven de Sucot y lo interrogó. El joven escribió para él los nombres de los 77 líderes de Sucot.</w:t>
       </w:r>
     </w:p>
     <w:p>
@@ -4757,7 +4757,7 @@
         <w:rPr>
           <w:lang w:val="es_ES" w:bidi="es_ES"/>
         </w:rPr>
-        <w:t xml:space="preserve"> Luego volvió a Sucot y les dijo a los líderes: —Ustedes se burlaron de mí diciendo que jamás capturaría a Zeba y Zalmuna, y por eso nos negaron comida cuando estábamos exhaustos y hambrientos. Aquí están Zeba y Zalmuna.</w:t>
+        <w:t xml:space="preserve"> Luego volvió a Sucot y les dijo a los líderes: —Ustedes se burlaron de mí diciendo que jamás capturaría a Zeba y Zalmuna. Por eso nos negaron comida cuando estábamos exhaustos y hambrientos. Aquí están Zeba y Zalmuna.</w:t>
       </w:r>
     </w:p>
     <w:p>
@@ -4778,7 +4778,7 @@
         <w:rPr>
           <w:lang w:val="es_ES" w:bidi="es_ES"/>
         </w:rPr>
-        <w:t xml:space="preserve"> Capturó a los ancianos de la ciudad, tomó espinas y cardos del desierto, y con ellos castigó a los hombres de Sucot para que aprendieran la lección.</w:t>
+        <w:t xml:space="preserve"> Capturó a los ancianos de la ciudad. Tomó espinas y cardos del desierto, y con ellos castigó a los hombres de Sucot para que aprendieran la lección.</w:t>
       </w:r>
     </w:p>
     <w:p>
@@ -4988,7 +4988,7 @@
         <w:rPr>
           <w:lang w:val="es_ES" w:bidi="es_ES"/>
         </w:rPr>
-        <w:t xml:space="preserve"> El peso total de los aretes de oro fue de unos veinte kilos. Esto no incluía las lunas, los pendientes, las ropas de color púrpura que usaban los reyes de Madián, ni las cadenas que colgaban del cuello de sus camellos.</w:t>
+        <w:t xml:space="preserve"> El peso total de los aretes de oro fue de unos 20 kilos. Esto no incluía los adornos, los pendientes, las ropas de color púrpura que usaban los reyes de Madián, ni las cadenas que colgaban del cuello de sus camellos.</w:t>
       </w:r>
     </w:p>
     <w:p>
@@ -5030,7 +5030,7 @@
         <w:rPr>
           <w:lang w:val="es_ES" w:bidi="es_ES"/>
         </w:rPr>
-        <w:t xml:space="preserve"> Así fue como los israelitas derrotaron a Madián. Los madianitas quedaron tan débiles que nunca volvieron a recuperarse. Durante cuarenta años, mientras Gedeón vivió, hubo paz en la tierra.</w:t>
+        <w:t xml:space="preserve"> Así fue como los israelitas derrotaron a Madián. Los madianitas quedaron tan débiles que nunca volvieron a recuperarse. Durante 40 años, mientras Gedeón vivió, hubo paz en la tierra.</w:t>
       </w:r>
     </w:p>
     <w:p>
@@ -5072,7 +5072,7 @@
         <w:rPr>
           <w:lang w:val="es_ES" w:bidi="es_ES"/>
         </w:rPr>
-        <w:t xml:space="preserve"> Tuvo setenta hijos propios, porque se casó con muchas mujeres.</w:t>
+        <w:t xml:space="preserve"> Tuvo 70 hijos propios, porque se casó con muchas mujeres.</w:t>
       </w:r>
     </w:p>
     <w:p>
@@ -5135,7 +5135,7 @@
         <w:rPr>
           <w:lang w:val="es_ES" w:bidi="es_ES"/>
         </w:rPr>
-        <w:t xml:space="preserve"> Pero tan pronto murió Gedeón, los israelitas volvieron a alejarse de Dios y adoraron a los baales. Escogieron a Baal Berit como su dios</w:t>
+        <w:t xml:space="preserve"> Pero tan pronto murió Gedeón, los israelitas volvieron a alejarse de Dios y adoraron a los baales. Escogieron a Baal Berit como su dios.</w:t>
       </w:r>
     </w:p>
     <w:p>
@@ -5235,7 +5235,7 @@
         <w:rPr>
           <w:lang w:val="es_ES" w:bidi="es_ES"/>
         </w:rPr>
-        <w:t xml:space="preserve"> Les dijo: —Vayan con los líderes de Siquén y pregúntenles qué prefieren: ¿que los gobiernen los setenta hijos de Gedeón o que los gobierne un solo hombre? Recuérdenles que yo soy de su propia familia.</w:t>
+        <w:t xml:space="preserve"> Les dijo: —Vayan con los líderes de Siquén y pregúntenles qué prefieren: ¿que los gobiernen los 70 hijos de Gedeón o que los gobierne un solo hombre? Recuérdenles que yo soy de su propia familia.</w:t>
       </w:r>
     </w:p>
     <w:p>
@@ -5277,7 +5277,7 @@
         <w:rPr>
           <w:lang w:val="es_ES" w:bidi="es_ES"/>
         </w:rPr>
-        <w:t xml:space="preserve"> Le dieron setenta monedas de plata del templo de Baal Berit. Abimélec usó ese dinero para contratar a hombres malvados y sin escrúpulos que lo siguieron a todas partes.</w:t>
+        <w:t xml:space="preserve"> Le dieron 70 monedas de plata del templo de Baal Berit. Abimélec usó ese dinero para contratar a hombres malvados y sin escrúpulos que lo siguieron a todas partes.</w:t>
       </w:r>
     </w:p>
     <w:p>
@@ -5298,7 +5298,7 @@
         <w:rPr>
           <w:lang w:val="es_ES" w:bidi="es_ES"/>
         </w:rPr>
-        <w:t xml:space="preserve"> Abimélec fue con ellos a la casa de su padre en Ofra y sobre una piedra mató a sus setenta medio hermanos, los hijos de Gedeón. Solo escapó Jotam, el hijo menor, porque se escondió.</w:t>
+        <w:t xml:space="preserve"> Abimélec fue con ellos a la casa de su padre en Ofra y sobre una piedra mató a sus 70 medio hermanos, los hijos de Gedeón. Solo escapó Jotam, el hijo menor, porque se escondió.</w:t>
       </w:r>
     </w:p>
     <w:p>
@@ -5319,7 +5319,7 @@
         <w:rPr>
           <w:lang w:val="es_ES" w:bidi="es_ES"/>
         </w:rPr>
-        <w:t xml:space="preserve"> Después, todos los líderes de Siquén y de Bet Miló se reunieron junto a la gran encina que hay en Siquén, y proclamaron rey a Abimélec.</w:t>
+        <w:t xml:space="preserve"> Después, todos los líderes de Siquén y de Bet Miló se reunieron junto a la gran encina que hay en Siquén. Proclamaron rey a Abimélec.</w:t>
       </w:r>
     </w:p>
     <w:p>
@@ -5340,7 +5340,7 @@
         <w:rPr>
           <w:lang w:val="es_ES" w:bidi="es_ES"/>
         </w:rPr>
-        <w:t xml:space="preserve"> Cuando Jotán se enteró de esto, subió a la cumbre del monte Gerizim y gritó con todas sus fuerzas: —¡Escúchenme, líderes de Siquén! Si quieren que Dios los escuche a ustedes, óiganme primero.</w:t>
+        <w:t xml:space="preserve"> Cuando Jotán se enteró de esto, subió a la cumbre del monte Gerizín y gritó con todas sus fuerzas: —¡Escúchenme, líderes de Siquén! Si quieren que Dios los escuche a ustedes, óiganme primero.</w:t>
       </w:r>
     </w:p>
     <w:p>
@@ -5382,7 +5382,7 @@
         <w:rPr>
           <w:lang w:val="es_ES" w:bidi="es_ES"/>
         </w:rPr>
-        <w:t xml:space="preserve"> »Pero el olivo les respondió: "¿Por qué dejaría de producir mi aceite, que tanto valoran Dios y los hombres, solo para gobernar sobre los árboles?".</w:t>
+        <w:t xml:space="preserve"> Pero el olivo les respondió: "¿Por qué dejaría de producir mi aceite, que tanto valoran Dios y los seres humanos, solo para gobernar sobre los árboles?".</w:t>
       </w:r>
     </w:p>
     <w:p>
@@ -5424,7 +5424,7 @@
         <w:rPr>
           <w:lang w:val="es_ES" w:bidi="es_ES"/>
         </w:rPr>
-        <w:t xml:space="preserve"> »Pero la higuera también se negó y respondió: «¿Por qué dejaría de dar mis dulces frutos solo para gobernar a los demás árboles?».</w:t>
+        <w:t xml:space="preserve"> Pero la higuera también se negó y respondió: "¿Por qué dejaría de dar mis dulces frutos solo para gobernar a los demás árboles?".</w:t>
       </w:r>
     </w:p>
     <w:p>
@@ -5466,7 +5466,7 @@
         <w:rPr>
           <w:lang w:val="es_ES" w:bidi="es_ES"/>
         </w:rPr>
-        <w:t xml:space="preserve"> »Pero la vid respondió: "¿Por qué dejaría de producir mi vino, que alegra tanto a Dios como a los hombres, solo para tener poder sobre los árboles?".</w:t>
+        <w:t xml:space="preserve"> Pero la vid respondió: "¿Por qué dejaría de producir mi vino, que alegra tanto a Dios como a las personas, solo para tener poder sobre los árboles?".</w:t>
       </w:r>
     </w:p>
     <w:p>
@@ -5508,7 +5508,7 @@
         <w:rPr>
           <w:lang w:val="es_ES" w:bidi="es_ES"/>
         </w:rPr>
-        <w:t xml:space="preserve"> »Pero la zarza respondió: "Si realmente desean que sea su rey, vengan y refúgiense bajo mi sombra. Pero si no, que salga fuego de mí y consuma a los majestuosos cedros del Líbano".</w:t>
+        <w:t xml:space="preserve"> Pero la zarza respondió: "Si realmente desean que sea su rey, vengan y refúgiense bajo mi sombra. Pero si no, que salga fuego de mí y consuma a los majestuosos cedros del Líbano".</w:t>
       </w:r>
     </w:p>
     <w:p>
@@ -5529,7 +5529,7 @@
         <w:rPr>
           <w:lang w:val="es_ES" w:bidi="es_ES"/>
         </w:rPr>
-        <w:t xml:space="preserve"> Ahora bien, ¿están seguros de que hicieron lo correcto al hacer rey a Abimélec? ¿De verdad han sido justos con Gedeón y su familia?</w:t>
+        <w:t xml:space="preserve"> »Ahora bien, ¿están seguros de que hicieron lo correcto al hacer rey a Abimélec? ¿De verdad han sido justos con Gedeón y su familia?</w:t>
       </w:r>
     </w:p>
     <w:p>
@@ -5571,7 +5571,7 @@
         <w:rPr>
           <w:lang w:val="es_ES" w:bidi="es_ES"/>
         </w:rPr>
-        <w:t xml:space="preserve"> Sin embargo, ustedes se han vuelto contra su familia y han matado a sus setenta hijos sobre una sola piedra. Ahora han hecho rey a Abimélec, el hijo de su esclava, solo porque es pariente de ustedes.</w:t>
+        <w:t xml:space="preserve"> Sin embargo, ustedes se han vuelto contra su familia. Han matado a sus 70 hijos sobre una sola piedra. Ahora han hecho rey a Abimélec, el hijo de su esclava, solo porque es pariente de ustedes.</w:t>
       </w:r>
     </w:p>
     <w:p>
@@ -5613,7 +5613,7 @@
         <w:rPr>
           <w:lang w:val="es_ES" w:bidi="es_ES"/>
         </w:rPr>
-        <w:t xml:space="preserve"> Pero si no han sido justos, que salga fuego de Abimélec y destruya a los ciudadanos de Siquem y Bet Miló, y que también salga fuego de ellos y destruya a Abimélec.</w:t>
+        <w:t xml:space="preserve"> Pero si no han sido justos, que salga fuego de Abimélec y destruya a los ciudadanos de Siquén y Bet Miló. Y que también salga fuego de ellos y destruya a Abimélec.</w:t>
       </w:r>
     </w:p>
     <w:p>
@@ -5655,7 +5655,7 @@
         <w:rPr>
           <w:lang w:val="es_ES" w:bidi="es_ES"/>
         </w:rPr>
-        <w:t xml:space="preserve"> Tres años después, Dios provocó problemas entre Abimélec y los ciudadanos de Siquem, y ellos se rebelaron contra él.</w:t>
+        <w:t xml:space="preserve"> Pasaron 3 años. Dios provocó problemas entre Abimélec y los ciudadanos de Siquén, y ellos se rebelaron contra él.</w:t>
       </w:r>
     </w:p>
     <w:p>
@@ -5676,7 +5676,7 @@
         <w:rPr>
           <w:lang w:val="es_ES" w:bidi="es_ES"/>
         </w:rPr>
-        <w:t xml:space="preserve"> Todo esto sucedió para que Abimélec y los ciudadanos de Siquem que lo ayudaron a matar a los setenta hijos de Gedeón recibieran el castigo que merecían por ese crimen.</w:t>
+        <w:t xml:space="preserve"> Todo esto sucedió para que Abimélec y los ciudadanos de Siquén que lo ayudaron a matar a los 70 hijos de Gedeón recibieran el castigo que merecían por ese crimen.</w:t>
       </w:r>
     </w:p>
     <w:p>
@@ -5781,7 +5781,7 @@
         <w:rPr>
           <w:lang w:val="es_ES" w:bidi="es_ES"/>
         </w:rPr>
-        <w:t xml:space="preserve"> Si ustedes me pusieran como líder, yo me encargaría de Abimélec. Le diría: Junta a todo tu ejército y ven a pelear.</w:t>
+        <w:t xml:space="preserve"> Si ustedes me pusieran como líder, yo me encargaría de Abimélec. Le diría: "Junta a todo tu ejército y ven a pelear".</w:t>
       </w:r>
     </w:p>
     <w:p>
@@ -5823,7 +5823,7 @@
         <w:rPr>
           <w:lang w:val="es_ES" w:bidi="es_ES"/>
         </w:rPr>
-        <w:t xml:space="preserve"> Envió mensajeros a Abimélec en Arumá con este mensaje: Gaal, hijo de Ébed, y sus parientes llegaron a Siquén y están provocando que la ciudad se rebele contra ti.</w:t>
+        <w:t xml:space="preserve"> Envió mensajeros a Abimélec en Arumá con este mensaje: «Gaal, hijo de Ébed, y sus parientes llegaron a Siquén y están provocando que la ciudad se rebele contra ti.</w:t>
       </w:r>
     </w:p>
     <w:p>
@@ -5865,7 +5865,7 @@
         <w:rPr>
           <w:lang w:val="es_ES" w:bidi="es_ES"/>
         </w:rPr>
-        <w:t xml:space="preserve"> Por la mañana, cuando salga el sol, ataca la ciudad. Cuando Gaal y sus seguidores salgan a enfrentarte, haz con ellos lo que puedas.</w:t>
+        <w:t xml:space="preserve"> Por la mañana, cuando salga el sol, ataca la ciudad. Cuando Gaal y sus seguidores salgan a enfrentarte, haz con ellos lo que puedas».</w:t>
       </w:r>
     </w:p>
     <w:p>
@@ -5886,7 +5886,7 @@
         <w:rPr>
           <w:lang w:val="es_ES" w:bidi="es_ES"/>
         </w:rPr>
-        <w:t xml:space="preserve"> Abimélec y sus hombres salieron de noche y se dividieron en cuatro grupos que rodearon Siquén.</w:t>
+        <w:t xml:space="preserve"> Abimélec y sus hombres salieron de noche y se dividieron en 4 grupos que rodearon Siquén.</w:t>
       </w:r>
     </w:p>
     <w:p>
@@ -5949,7 +5949,7 @@
         <w:rPr>
           <w:lang w:val="es_ES" w:bidi="es_ES"/>
         </w:rPr>
-        <w:t xml:space="preserve"> Pero Gaal insistió: —No, estoy seguro de que veo gente bajando por el centro. Y mira, otro grupo viene por el camino de la Encina de los Adivinos.</w:t>
+        <w:t xml:space="preserve"> Pero Gaal insistió: —No, estoy seguro de que veo gente bajando por el centro. Y mira, otro grupo viene por el camino de la encina de los adivinos.</w:t>
       </w:r>
     </w:p>
     <w:p>
@@ -6075,7 +6075,7 @@
         <w:rPr>
           <w:lang w:val="es_ES" w:bidi="es_ES"/>
         </w:rPr>
-        <w:t xml:space="preserve"> Entonces dividió a sus soldados en tres grupos y los escondió en los campos. Cuando los hombres de la ciudad salieron para atacar, él y sus soldados salieron de sus escondites y comenzaron a matarlos.</w:t>
+        <w:t xml:space="preserve"> Entonces dividió a sus soldados en 3 grupos y los escondió en los campos. Cuando los hombres de la ciudad salieron para atacar, él y sus soldados salieron de sus escondites y comenzaron a matarlos.</w:t>
       </w:r>
     </w:p>
     <w:p>
@@ -6096,7 +6096,7 @@
         <w:rPr>
           <w:lang w:val="es_ES" w:bidi="es_ES"/>
         </w:rPr>
-        <w:t xml:space="preserve"> Abimélec y su grupo tomaron el control de la entrada de la ciudad para que los hombres de Siquén no pudieran regresar, mientras los otros grupos los atacaban en los campos.</w:t>
+        <w:t xml:space="preserve"> Abimélec y su grupo tomaron el control de la entrada de la ciudad para que los hombres de Siquén no pudieran regresar. Mientras, los otros grupos los atacaban en los campos.</w:t>
       </w:r>
     </w:p>
     <w:p>
@@ -6117,7 +6117,7 @@
         <w:rPr>
           <w:lang w:val="es_ES" w:bidi="es_ES"/>
         </w:rPr>
-        <w:t xml:space="preserve"> La batalla duró todo el día hasta que finalmente Abimélec capturó la ciudad, mató a todos sus habitantes y la destruyó completamente.</w:t>
+        <w:t xml:space="preserve"> La batalla duró todo el día hasta que finalmente Abimélec capturó la ciudad. Mató a todos sus habitantes y la destruyó completamente.</w:t>
       </w:r>
     </w:p>
     <w:p>
@@ -6138,7 +6138,7 @@
         <w:rPr>
           <w:lang w:val="es_ES" w:bidi="es_ES"/>
         </w:rPr>
-        <w:t xml:space="preserve"> Cuando los habitantes de la aldea cercana a Siquén vieron lo que sucedía, se refugiaron en la fortaleza del templo del dios Berit.</w:t>
+        <w:t xml:space="preserve"> Cuando los que estaban en la torre de Siquén vieron lo que sucedía, se refugiaron en la fortaleza del templo de Baal Berit.</w:t>
       </w:r>
     </w:p>
     <w:p>
@@ -6159,7 +6159,7 @@
         <w:rPr>
           <w:lang w:val="es_ES" w:bidi="es_ES"/>
         </w:rPr>
-        <w:t xml:space="preserve"> Cuando Abimélec supo esto,</w:t>
+        <w:t xml:space="preserve"> Abimélec supo esto.</w:t>
       </w:r>
     </w:p>
     <w:p>
@@ -6180,7 +6180,7 @@
         <w:rPr>
           <w:lang w:val="es_ES" w:bidi="es_ES"/>
         </w:rPr>
-        <w:t xml:space="preserve"> subió con sus soldados al monte Zalmón, cortó una rama y la puso sobre su hombro. Después ordenó a sus hombres: —Hagan lo mismo que yo acabo de hacer.</w:t>
+        <w:t xml:space="preserve"> Subió con sus soldados al monte Zalmón, cortó una rama y la puso sobre su hombro. Después ordenó a sus hombres: —Hagan lo mismo que yo acabo de hacer.</w:t>
       </w:r>
     </w:p>
     <w:p>
@@ -6201,7 +6201,7 @@
         <w:rPr>
           <w:lang w:val="es_ES" w:bidi="es_ES"/>
         </w:rPr>
-        <w:t xml:space="preserve"> Cada uno de ellos cortó ramas y siguió a Abimélec. Apilaron las ramas contra las paredes de la fortaleza y les prendieron fuego. Así murieron todos los que estaban dentro, alrededor de mil hombres y mujeres.</w:t>
+        <w:t xml:space="preserve"> Cada uno de ellos cortó ramas y siguió a Abimélec. Apilaron las ramas contra las paredes de la fortaleza y les prendieron fuego. Así murieron todos los que estaban dentro, alrededor de 1.000 hombres y mujeres.</w:t>
       </w:r>
     </w:p>
     <w:p>
@@ -6222,7 +6222,7 @@
         <w:rPr>
           <w:lang w:val="es_ES" w:bidi="es_ES"/>
         </w:rPr>
-        <w:t xml:space="preserve"> Después Abimélec marchó contra la ciudad de Tebes y la conquistó.</w:t>
+        <w:t xml:space="preserve"> Después Abimélec marchó contra la ciudad de Tebes y se apoderó de ella.</w:t>
       </w:r>
     </w:p>
     <w:p>
@@ -6243,7 +6243,7 @@
         <w:rPr>
           <w:lang w:val="es_ES" w:bidi="es_ES"/>
         </w:rPr>
-        <w:t xml:space="preserve"> Pero había una torre fortificada en el centro de la ciudad, y todos los habitantes corrieron a refugiarse allí. Cerraron las puertas con llave y subieron a la azotea de la torre.</w:t>
+        <w:t xml:space="preserve"> Había una torre fortificada en el centro de la ciudad, y todos los habitantes corrieron a refugiarse allí. Cerraron las puertas con llave y subieron a la azotea de la torre.</w:t>
       </w:r>
     </w:p>
     <w:p>
@@ -6264,7 +6264,7 @@
         <w:rPr>
           <w:lang w:val="es_ES" w:bidi="es_ES"/>
         </w:rPr>
-        <w:t xml:space="preserve"> Abimélec se acercó a la torre para incendiarla,</w:t>
+        <w:t xml:space="preserve"> Abimélec se acercó a la torre para incendiarla.</w:t>
       </w:r>
     </w:p>
     <w:p>
@@ -6285,7 +6285,7 @@
         <w:rPr>
           <w:lang w:val="es_ES" w:bidi="es_ES"/>
         </w:rPr>
-        <w:t xml:space="preserve"> pero una mujer arrojó desde arriba una piedra de molino que cayó sobre la cabeza de Abimélec y le rompió el cráneo.</w:t>
+        <w:t xml:space="preserve"> Pero una mujer arrojó desde arriba una piedra de molino que cayó sobre la cabeza de Abimélec y le rompió el cráneo.</w:t>
       </w:r>
     </w:p>
     <w:p>
@@ -6348,7 +6348,7 @@
         <w:rPr>
           <w:lang w:val="es_ES" w:bidi="es_ES"/>
         </w:rPr>
-        <w:t xml:space="preserve"> Así fue como Dios hizo que Abimélec y los hombres de Siquem pagaran por el crimen de asesinar a los setenta hijos de Gedeón. La maldición que pronunció Jotán, hijo de Gedeón, se cumplió.</w:t>
+        <w:t xml:space="preserve"> Así fue como Dios hizo que Abimélec y los hombres de Siquén pagaran por el crimen de asesinar a los 70 hijos de Gedeón. La maldición que pronunció Jotán, hijo de Gedeón, se cumplió.</w:t>
       </w:r>
     </w:p>
     <w:p>
@@ -6406,7 +6406,7 @@
         <w:rPr>
           <w:lang w:val="es_ES" w:bidi="es_ES"/>
         </w:rPr>
-        <w:t xml:space="preserve"> Fue juez de Israel durante veintitrés años. Cuando murió, lo enterraron en Samir.</w:t>
+        <w:t xml:space="preserve"> Fue juez de Israel durante 23 años. Cuando murió, lo enterraron en Samir.</w:t>
       </w:r>
     </w:p>
     <w:p>
@@ -6427,7 +6427,7 @@
         <w:rPr>
           <w:lang w:val="es_ES" w:bidi="es_ES"/>
         </w:rPr>
-        <w:t xml:space="preserve"> Después de Tola, Yaír de Galaad fue juez de Israel durante veintidós años.</w:t>
+        <w:t xml:space="preserve"> Después de Tola, Yaír de Galaad fue juez de Israel durante 22 años.</w:t>
       </w:r>
     </w:p>
     <w:p>
@@ -6448,7 +6448,7 @@
         <w:rPr>
           <w:lang w:val="es_ES" w:bidi="es_ES"/>
         </w:rPr>
-        <w:t xml:space="preserve"> Yaír tenía treinta hijos. Cada uno montaba su propio burro y gobernaba su propia ciudad. Estas treinta ciudades en la región de Galaad todavía se llaman las ciudades de Yaír .</w:t>
+        <w:t xml:space="preserve"> Yaír tenía 30 hijos. Cada uno montaba su propio burro y gobernaba su propia ciudad. Estas 30 ciudades en la región de Galaad todavía se llaman las ciudades de Yaír.</w:t>
       </w:r>
     </w:p>
     <w:p>
@@ -6490,7 +6490,7 @@
         <w:rPr>
           <w:lang w:val="es_ES" w:bidi="es_ES"/>
         </w:rPr>
-        <w:t xml:space="preserve"> Nuevamente los israelitas dejaron al Señor y empezaron a adorar dioses falsos: a Baal, a Astarté y también a los dioses de Siria, de Sidón, de Moab, de Amón y de Filistea. Dejaron completamente de adorar al Señor.</w:t>
+        <w:t xml:space="preserve"> Nuevamente los israelitas dejaron al Señor y empezaron a adorar dioses falsos. Adoraron a Baal, a Astarté y también a los dioses de Aram, de Sidón, de Moab, de Amón y de Filistea. Dejaron completamente de adorar al Señor.</w:t>
       </w:r>
     </w:p>
     <w:p>
@@ -6511,7 +6511,7 @@
         <w:rPr>
           <w:lang w:val="es_ES" w:bidi="es_ES"/>
         </w:rPr>
-        <w:t xml:space="preserve"> El Señor se enojó mucho con su pueblo y permitió que los filisteos y los amonitas los atacaran y maltrataran. Estos ataques venían desde el este del río Jordán, en la tierra de los amorreos que está en Galaad.</w:t>
+        <w:t xml:space="preserve"> El Señor se enojó mucho con su pueblo y permitió que los filisteos y los amonitas los atacaran y maltrataran durante 18 años. Estos ataques venían desde el este del río Jordán, en la tierra de los amorreos que está en Galaad.</w:t>
       </w:r>
     </w:p>
     <w:p>
@@ -6532,7 +6532,7 @@
         <w:rPr>
           <w:lang w:val="es_ES" w:bidi="es_ES"/>
         </w:rPr>
-        <w:t xml:space="preserve"> Los amonitas también cruzaban el Jordán para atacar a Judá, Benjamín y Efraín. Los israelitas sufrieron así durante dieciocho años.</w:t>
+        <w:t xml:space="preserve"> Los amonitas también cruzaban el Jordán para atacar a Judá, Benjamín y Efraín. Los israelitas sufrieron en gran manera.</w:t>
       </w:r>
     </w:p>
     <w:p>
@@ -6637,7 +6637,7 @@
         <w:rPr>
           <w:lang w:val="es_ES" w:bidi="es_ES"/>
         </w:rPr>
-        <w:t xml:space="preserve"> Vayan y pídanle ayuda a los dioses que ahora adoran. Que ellos los salven cuando estén en problemas.</w:t>
+        <w:t xml:space="preserve"> Vayan y pídanles ayuda a los dioses que ahora adoran. Que ellos los salven cuando estén en problemas.</w:t>
       </w:r>
     </w:p>
     <w:p>
@@ -6800,7 +6800,7 @@
         <w:rPr>
           <w:lang w:val="es_ES" w:bidi="es_ES"/>
         </w:rPr>
-        <w:t xml:space="preserve"> Jefté escapó lejos de sus hermanos y fue a vivir a la región de Tob. Allí comenzaron a juntarse con él algunos hombres sin oficio ni beneficio, y juntos se dedicaban al bandolerismo.</w:t>
+        <w:t xml:space="preserve"> Jefté escapó lejos de sus hermanos y fue a vivir a la región de Tob. Allí comenzaron a juntarse con él algunos hombres sin oficio ni beneficio. Juntos se dedicaban al bandolerismo.</w:t>
       </w:r>
     </w:p>
     <w:p>
@@ -6863,7 +6863,7 @@
         <w:rPr>
           <w:lang w:val="es_ES" w:bidi="es_ES"/>
         </w:rPr>
-        <w:t xml:space="preserve"> para pedirle que los dirigiera en la batalla contra los amonitas.</w:t>
+        <w:t xml:space="preserve"> Le pidieron que los dirigiera en la batalla contra los amonitas.</w:t>
       </w:r>
     </w:p>
     <w:p>
@@ -7031,7 +7031,7 @@
         <w:rPr>
           <w:lang w:val="es_ES" w:bidi="es_ES"/>
         </w:rPr>
-        <w:t xml:space="preserve"> Jefté volvió a enviar mensajeros al rey de los amonitas para decirle: Esto dice Jefté: Israel no se apoderó del territorio de Moab ni del territorio de los amonitas.</w:t>
+        <w:t xml:space="preserve"> Jefté volvió a enviar mensajeros al rey de los amonitas para decirle sus palabras:—Israel no se apoderó del territorio de Moab ni del territorio de los amonitas.</w:t>
       </w:r>
     </w:p>
     <w:p>
@@ -7052,7 +7052,7 @@
         <w:rPr>
           <w:lang w:val="es_ES" w:bidi="es_ES"/>
         </w:rPr>
-        <w:t xml:space="preserve"> Lo que realmente pasó fue esto: cuando Israel salió de Egipto, caminó por el desierto hasta el mar Rojo y llegó a Cades.</w:t>
+        <w:t xml:space="preserve"> Lo que realmente pasó fue esto. Cuando Israel salió de Egipto, caminó por el desierto hasta el mar Rojo y llegó a Cades.</w:t>
       </w:r>
     </w:p>
     <w:p>
@@ -7073,7 +7073,7 @@
         <w:rPr>
           <w:lang w:val="es_ES" w:bidi="es_ES"/>
         </w:rPr>
-        <w:t xml:space="preserve"> Desde allí Israel envió mensajeros al rey de Edom para pedirle: Déjanos pasar por tu territorio. Pero el rey de Edom no aceptó. También le enviaron el mismo mensaje al rey de Moab, pero él tampoco quiso.Por eso los israelitas permanecieron en Cades.</w:t>
+        <w:t xml:space="preserve"> Desde allí Israel envió mensajeros al rey de Edom para pedirle: "Déjanos pasar por tu territorio". Pero el rey de Edom no aceptó. También le enviaron el mismo mensaje al rey de Moab, pero él tampoco quiso. Por eso los israelitas permanecieron en Cades.</w:t>
       </w:r>
     </w:p>
     <w:p>
@@ -7094,7 +7094,7 @@
         <w:rPr>
           <w:lang w:val="es_ES" w:bidi="es_ES"/>
         </w:rPr>
-        <w:t xml:space="preserve"> »Después rodearon los territorios de Edom y Moab atravesando el desierto. Viajaron por el lado oriental de Moab hasta llegar al río Arnón, que marca la frontera de ese país. Pero nunca entraron en territorio moabita.</w:t>
+        <w:t xml:space="preserve"> »Después, rodearon los territorios de Edom y Moab atravesando el desierto. Viajaron por el lado oriental de Moab hasta llegar al río Arnón, que marca la frontera de ese país. Pero nunca entraron en territorio moabita.</w:t>
       </w:r>
     </w:p>
     <w:p>
@@ -7178,7 +7178,7 @@
         <w:rPr>
           <w:lang w:val="es_ES" w:bidi="es_ES"/>
         </w:rPr>
-        <w:t xml:space="preserve"> Como puedes ver, fue el Señor, el Dios de Israel, quien quitó esa tierra a los amorreos y se la entregó a Israel. ¿Por qué creen ustedes que tienen derecho a poseerla?</w:t>
+        <w:t xml:space="preserve"> »Como puedes ver, fue el Señor, el Dios de Israel, quien quitó esa tierra a los amorreos y se la entregó a Israel. ¿Por qué creen ustedes que tienen derecho a poseerla?</w:t>
       </w:r>
     </w:p>
     <w:p>
@@ -7241,7 +7241,7 @@
         <w:rPr>
           <w:lang w:val="es_ES" w:bidi="es_ES"/>
         </w:rPr>
-        <w:t xml:space="preserve"> Durante trescientos años Israel ha ocupado estas tierras, desde Hesbón hasta Aroer y todas las ciudades junto al río Arnón. ¿Por qué no las reclamaste en todo ese tiempo?</w:t>
+        <w:t xml:space="preserve"> »Durante 300 años Israel ha ocupado estas tierras, desde Hesbón hasta Aroer y todas las ciudades junto al río Arnón. ¿Por qué no las reclamaste en todo ese tiempo?</w:t>
       </w:r>
     </w:p>
     <w:p>
@@ -7262,7 +7262,7 @@
         <w:rPr>
           <w:lang w:val="es_ES" w:bidi="es_ES"/>
         </w:rPr>
-        <w:t xml:space="preserve"> Yo no te he hecho nada malo. Tú eres quien me ataca sin razón. Que el Señor, el juez supremo, decida hoy quién tiene la razón: Israel o Amón.</w:t>
+        <w:t xml:space="preserve"> Yo no te he hecho nada malo. Tú eres quien me ataca sin razón. Que el Señor, el Juez supremo, decida hoy quién tiene la razón: Israel o Amón.</w:t>
       </w:r>
     </w:p>
     <w:p>
@@ -7325,7 +7325,7 @@
         <w:rPr>
           <w:lang w:val="es_ES" w:bidi="es_ES"/>
         </w:rPr>
-        <w:t xml:space="preserve"> Jefté hizo una promesa al Señor: —Si me das la victoria sobre los amonitas, cuando regrese victorioso a mi casa, sacrificaré a la primera persona que salga a recibirme.</w:t>
+        <w:t xml:space="preserve"> Jefté hizo una promesa al Señor: —Quiero que me des la victoria sobre los amonitas. Si lo haces, cuando regrese victorioso a mi casa, sacrificaré a la primera persona que salga a recibirme.</w:t>
       </w:r>
     </w:p>
     <w:p>
@@ -7367,7 +7367,7 @@
         <w:rPr>
           <w:lang w:val="es_ES" w:bidi="es_ES"/>
         </w:rPr>
-        <w:t xml:space="preserve"> Destruyó a los amonitas con una gran masacre desde Aroer hasta Minit, veinte ciudades en total, y hasta Abel Queramim. Así Israel sometió completamente a Amón.</w:t>
+        <w:t xml:space="preserve"> Destruyó a los amonitas con una gran masacre desde Aroer hasta Minit, 20 ciudades en total, y hasta Abel Queramim. Así Israel sometió completamente a Amón.</w:t>
       </w:r>
     </w:p>
     <w:p>
@@ -7451,7 +7451,7 @@
         <w:rPr>
           <w:lang w:val="es_ES" w:bidi="es_ES"/>
         </w:rPr>
-        <w:t xml:space="preserve"> Pero concédeme un favor: déjame ir a las montañas por dos meses con mis amigas para llorar porque nunca me casaré ni tendré hijos.</w:t>
+        <w:t xml:space="preserve"> Pero concédeme un favor. Déjame ir a las montañas por 2 meses con mis amigas para llorar porque nunca me casaré ni tendré hijos.</w:t>
       </w:r>
     </w:p>
     <w:p>
@@ -7472,7 +7472,7 @@
         <w:rPr>
           <w:lang w:val="es_ES" w:bidi="es_ES"/>
         </w:rPr>
-        <w:t xml:space="preserve"> —Ve —le dijo Jefté. Ella se fue a las montañas con sus amigas y durante dos meses lloró porque moriría sin casarse.</w:t>
+        <w:t xml:space="preserve"> —Ve —le dijo Jefté. Ella se fue a las montañas con sus amigas y durante 2 meses lloró porque moriría sin casarse.</w:t>
       </w:r>
     </w:p>
     <w:p>
@@ -7493,7 +7493,7 @@
         <w:rPr>
           <w:lang w:val="es_ES" w:bidi="es_ES"/>
         </w:rPr>
-        <w:t xml:space="preserve"> Al terminar los dos meses, regresó donde su padre, y él cumplió la promesa que le había hecho al Señor. Por eso ella nunca se casó. Y desde entonces se convirtió en una tradición en Israel</w:t>
+        <w:t xml:space="preserve"> Al terminar los 2 meses, regresó donde su padre, y él cumplió la promesa que le había hecho al Señor. Ella nunca se había casado. Y desde entonces se convirtió en una tradición en Israel</w:t>
       </w:r>
     </w:p>
     <w:p>
@@ -7514,7 +7514,7 @@
         <w:rPr>
           <w:lang w:val="es_ES" w:bidi="es_ES"/>
         </w:rPr>
-        <w:t xml:space="preserve"> que las jóvenes salieran cuatro días cada año para recordar con tristeza lo que le pasó a la hija de Jefté.</w:t>
+        <w:t xml:space="preserve"> que las jóvenes salieran 4 días cada año para recordar con tristeza lo que le pasó a la hija de Jefté.</w:t>
       </w:r>
     </w:p>
     <w:p>
@@ -7551,7 +7551,7 @@
         <w:rPr>
           <w:lang w:val="es_ES" w:bidi="es_ES"/>
         </w:rPr>
-        <w:t xml:space="preserve"> Los hombres de la tribu de Efraín se reunieron en Zafón y le mandaron este mensaje a Jefté: —¿Por qué no nos llamaste para pelear junto a ti contra los amonitas? Vamos a quemar tu casa contigo adentro.</w:t>
+        <w:t xml:space="preserve"> Los hombres de la tribu de Efraín se reunieron en Zafón y le mandaron este mensaje a Jefté: «¿Por qué no nos llamaste para pelear junto a ti contra los amonitas? Vamos a quemar tu casa contigo adentro».</w:t>
       </w:r>
     </w:p>
     <w:p>
@@ -7635,7 +7635,7 @@
         <w:rPr>
           <w:lang w:val="es_ES" w:bidi="es_ES"/>
         </w:rPr>
-        <w:t xml:space="preserve"> Los hombres de Galaad tomaron control de los lugares donde se podía cruzar el río Jordán. Cada vez que un hombre de Efraín que huía intentaba cruzar el río, los de Galaad le preguntaban:—¿Eres de la tribu de Efraín? Si respondía que no</w:t>
+        <w:t xml:space="preserve"> Los hombres de Galaad tomaron control de los lugares donde se podía cruzar el río Jordán. Cada vez que un hombre de Efraín que huía intentaba cruzar el río, los de Galaad le preguntaban:—¿Eres de la tribu de Efraín? Si respondía que no,</w:t>
       </w:r>
     </w:p>
     <w:p>
@@ -7656,7 +7656,7 @@
         <w:rPr>
           <w:lang w:val="es_ES" w:bidi="es_ES"/>
         </w:rPr>
-        <w:t xml:space="preserve"> le decían: —Di la palabra Shibolet. Si no podía pronunciar bien la palabra y decía Sibolet en lugar de Shibolet, lo capturaban y lo mataban allí mismo. Así murieron 42.000 hombres de Efraín.</w:t>
+        <w:t xml:space="preserve"> le decían: —Di la palabra "shibolet". Si no podía pronunciar bien la palabra y decía "sibolet" en lugar de "shibolet", lo capturaban y lo mataban allí mismo. Así murieron 42.000 hombres de Efraín.</w:t>
       </w:r>
     </w:p>
     <w:p>
@@ -7677,7 +7677,7 @@
         <w:rPr>
           <w:lang w:val="es_ES" w:bidi="es_ES"/>
         </w:rPr>
-        <w:t xml:space="preserve"> Jefté fue juez de Israel durante seis años. Cuando murió, lo enterraron en una de las ciudades de Galaad.</w:t>
+        <w:t xml:space="preserve"> Jefté fue juez de Israel durante 6 años. Cuando murió, lo enterraron en una de las ciudades de Galaad.</w:t>
       </w:r>
     </w:p>
     <w:p>
@@ -7719,7 +7719,7 @@
         <w:rPr>
           <w:lang w:val="es_ES" w:bidi="es_ES"/>
         </w:rPr>
-        <w:t xml:space="preserve"> Tuvo treinta hijos y treinta hijas. Casó a sus hijas con hombres de otras familias y trajo a treinta mujeres de afuera para que se casaran con sus hijos. Juzgó a Israel durante siete años. Cuando murió, lo enterraron en Belén.</w:t>
+        <w:t xml:space="preserve"> Tuvo 30 hijos y 30 hijas. Casó a sus hijas con hombres de otras familias y trajo a 30 mujeres de afuera para que se casaran con sus hijos. Juzgó a Israel durante 7 años. Cuando murió, lo enterraron en Belén.</w:t>
       </w:r>
     </w:p>
     <w:p>
@@ -7740,7 +7740,7 @@
         <w:rPr>
           <w:lang w:val="es_ES" w:bidi="es_ES"/>
         </w:rPr>
-        <w:t xml:space="preserve"> El siguiente juez fue Elón, de la tribu de Zabulón. Gobernó a Israel durante diez años. Cuando murió, lo enterraron en Ayalón, en el territorio de Zabulón.</w:t>
+        <w:t xml:space="preserve"> El siguiente juez fue Elón, de la tribu de Zabulón. Gobernó a Israel durante 10 años. Cuando murió, lo enterraron en Ayalón, en el territorio de Zabulón.</w:t>
       </w:r>
     </w:p>
     <w:p>
@@ -7782,7 +7782,7 @@
         <w:rPr>
           <w:lang w:val="es_ES" w:bidi="es_ES"/>
         </w:rPr>
-        <w:t xml:space="preserve"> Tuvo cuarenta hijos y treinta nietos que montaban setenta burros. Juzgó a Israel durante ocho años.</w:t>
+        <w:t xml:space="preserve"> Tuvo 40 hijos y 30 nietos que montaban 70 burros. Juzgó a Israel durante 8 años.</w:t>
       </w:r>
     </w:p>
     <w:p>
@@ -7840,7 +7840,7 @@
         <w:rPr>
           <w:lang w:val="es_ES" w:bidi="es_ES"/>
         </w:rPr>
-        <w:t xml:space="preserve"> Una vez más los israelitas desobedecieron al Señor, así que él permitió que los filisteos los dominaran durante cuarenta años.</w:t>
+        <w:t xml:space="preserve"> Una vez más los israelitas desobedecieron al Señor, así que él permitió que los filisteos los dominaran durante 40 años.</w:t>
       </w:r>
     </w:p>
     <w:p>
@@ -7903,7 +7903,7 @@
         <w:rPr>
           <w:lang w:val="es_ES" w:bidi="es_ES"/>
         </w:rPr>
-        <w:t xml:space="preserve"> Cuando nazca tu hijo, nunca le cortes el cabello, porque será nazareo, apartado para servir a Dios desde que nazca. Él empezará a rescatar a los israelitas del poder de los filisteos.</w:t>
+        <w:t xml:space="preserve"> Cuando nazca tu hijo, nunca le cortes el cabello. Será nazareo, apartado para servir a Dios desde que nazca. Él empezará a rescatar a los israelitas del poder de los filisteos.</w:t>
       </w:r>
     </w:p>
     <w:p>
@@ -7945,7 +7945,7 @@
         <w:rPr>
           <w:lang w:val="es_ES" w:bidi="es_ES"/>
         </w:rPr>
-        <w:t xml:space="preserve"> Pero me dijo: «Vas a quedar embarazada y tendrás un hijo varón. No bebas vino ni cerveza, y no comas nada impuro, porque el niño será nazareo, apartado para Dios desde que nazca hasta el día de su muerte».</w:t>
+        <w:t xml:space="preserve"> Pero me dijo: "Vas a quedar embarazada y tendrás un hijo varón. No bebas vino ni cerveza, y no comas nada impuro. El niño será nazareo, apartado para Dios desde que nazca hasta el día de su muerte".</w:t>
       </w:r>
     </w:p>
     <w:p>
@@ -8197,7 +8197,7 @@
         <w:rPr>
           <w:lang w:val="es_ES" w:bidi="es_ES"/>
         </w:rPr>
-        <w:t xml:space="preserve"> Manoa tomó un cabrito y una ofrenda de cereal, y los ofreció al Señor sobre una roca. Mientras Manoa y su esposa observaban, el ángel hizo algo maravilloso:</w:t>
+        <w:t xml:space="preserve"> Manoa tomó un cabrito y una ofrenda de cereal, y los ofreció al Señor sobre una roca. Mientras Manoa y su esposa observaban, el ángel hizo algo maravilloso.</w:t>
       </w:r>
     </w:p>
     <w:p>
@@ -8381,7 +8381,7 @@
         <w:rPr>
           <w:lang w:val="es_ES" w:bidi="es_ES"/>
         </w:rPr>
-        <w:t xml:space="preserve"> Cuando regresó a su casa, les dijo a su padre y a su madre que quería casarse con ella,</w:t>
+        <w:t xml:space="preserve"> Cuando regresó a su casa, les dijo a su padre y a su madre que quería casarse con ella.</w:t>
       </w:r>
     </w:p>
     <w:p>
@@ -8402,7 +8402,7 @@
         <w:rPr>
           <w:lang w:val="es_ES" w:bidi="es_ES"/>
         </w:rPr>
-        <w:t xml:space="preserve"> Sus padres se opusieron con firmeza: —¿Tienes que casarte con una filistea pagana? ¿No hay ninguna joven entre nuestro pueblo con quien puedas casarte? Sansón les respondió: —Ella es la que me gusta. Consíganmela como esposa.</w:t>
+        <w:t xml:space="preserve"> Sus padres se opusieron con firmeza: —¿Tienes que casarte con una filistea, de entre los que se oponen a Dios? ¿No hay ninguna joven entre nuestro pueblo con quien puedas casarte? Sansón les respondió: —Ella es la que me gusta. Consíganmela como esposa.</w:t>
       </w:r>
     </w:p>
     <w:p>
@@ -8423,7 +8423,7 @@
         <w:rPr>
           <w:lang w:val="es_ES" w:bidi="es_ES"/>
         </w:rPr>
-        <w:t xml:space="preserve"> Sus padres no sabían que el Señor estaba detrás de todo esto, porque buscaba una oportunidad para enfrentarse a los filisteos que en aquel tiempo dominaban a Israel.</w:t>
+        <w:t xml:space="preserve"> Sus padres no sabían que el Señor estaba detrás de todo esto. Buscaba una oportunidad para enfrentarse a los filisteos que en aquel tiempo dominaban a Israel.</w:t>
       </w:r>
     </w:p>
     <w:p>
@@ -8465,7 +8465,7 @@
         <w:rPr>
           <w:lang w:val="es_ES" w:bidi="es_ES"/>
         </w:rPr>
-        <w:t xml:space="preserve"> En ese instante el Espíritu del Señor vino sobre él con gran poder. Sin llevar armas, Sansón despedazó al león con sus propias manos como si fuera un cabrito. Pero no les dijo nada a sus padres sobre lo que había pasado.</w:t>
+        <w:t xml:space="preserve"> En ese instante el Espíritu del Señor vino sobre él con gran poder. Sin llevar armas y con sus propias manos, Sansón despedazó al león como si fuera un cabrito. Pero no les dijo nada a sus padres sobre lo que había pasado.</w:t>
       </w:r>
     </w:p>
     <w:p>
@@ -8549,7 +8549,7 @@
         <w:rPr>
           <w:lang w:val="es_ES" w:bidi="es_ES"/>
         </w:rPr>
-        <w:t xml:space="preserve"> Su padre fue a visitar a la familia de la novia para finalizar los arreglos de la boda. Sansón organizó una gran fiesta, como era costumbre entre los jóvenes. Los filisteos enviaron treinta compañeros para que estuvieran con él y lo vigilaran.</w:t>
+        <w:t xml:space="preserve"> Su padre fue a visitar a la familia de la novia para finalizar los arreglos de la boda. Sansón organizó una gran fiesta, como era costumbre entre los jóvenes. Los filisteos enviaron 30 compañeros para que estuvieran con él.</w:t>
       </w:r>
     </w:p>
     <w:p>
@@ -8570,7 +8570,7 @@
         <w:rPr>
           <w:lang w:val="es_ES" w:bidi="es_ES"/>
         </w:rPr>
-        <w:t xml:space="preserve"> Sansón les dijo a los jóvenes: —Les voy a proponer un acertijo. Si logran resolverlo durante los siete días de la fiesta, les daré treinta túnicas de lino y treinta mudas de ropa.</w:t>
+        <w:t xml:space="preserve"> Sansón les dijo a los jóvenes: —Les voy a proponer un acertijo. Si logran resolverlo durante los 7 días de la fiesta, les daré 30 túnicas de lino y 30 mudas de ropa.</w:t>
       </w:r>
     </w:p>
     <w:p>
@@ -8612,7 +8612,7 @@
         <w:rPr>
           <w:lang w:val="es_ES" w:bidi="es_ES"/>
         </w:rPr>
-        <w:t xml:space="preserve"> Entonces Sansón les dijo: —Del que devora salió comida, y del poderoso salió dulzura. Pasaron tres días y todavía no podían encontrar la respuesta.</w:t>
+        <w:t xml:space="preserve"> Entonces Sansón les dijo: —Del que devora salió comida, y del poderoso salió dulzura. Pasaron 3 días y todavía no podían encontrar la respuesta.</w:t>
       </w:r>
     </w:p>
     <w:p>
@@ -8717,7 +8717,7 @@
         <w:rPr>
           <w:lang w:val="es_ES" w:bidi="es_ES"/>
         </w:rPr>
-        <w:t xml:space="preserve"> En ese momento, el Espíritu del Señor vino sobre Sansón con poder. Él bajó hasta Ascalón y allí mató a treinta hombres. Les quitó sus ropas y se las dio a los jóvenes que habían adivinado su acertijo. Después, lleno de enojo, regresó a la casa de sus padres y dejó a su novia.</w:t>
+        <w:t xml:space="preserve"> En ese momento, el Espíritu del Señor vino sobre Sansón con poder. Él bajó hasta Ascalón y allí mató a 30 hombres. Les quitó sus ropas y se las dio a los jóvenes que habían adivinado su acertijo. Después, lleno de enojo, regresó a la casa de sus padres.</w:t>
       </w:r>
     </w:p>
     <w:p>
@@ -8738,7 +8738,7 @@
         <w:rPr>
           <w:lang w:val="es_ES" w:bidi="es_ES"/>
         </w:rPr>
-        <w:t xml:space="preserve"> El padre de la joven entonces la entregó como esposa al amigo que había sido el acompañante de Sansón en la boda.</w:t>
+        <w:t xml:space="preserve"> El padre de la joven entonces la entregó como esposa a uno de los que acompañaban a Sansón en la boda.</w:t>
       </w:r>
     </w:p>
     <w:p>
@@ -8838,7 +8838,7 @@
         <w:rPr>
           <w:lang w:val="es_ES" w:bidi="es_ES"/>
         </w:rPr>
-        <w:t xml:space="preserve"> Entonces salió y atrapó 300 zorras. Las amarró cola con cola de dos en dos, y puso una antorcha en medio de cada par de colas.</w:t>
+        <w:t xml:space="preserve"> Entonces salió y atrapó 300 zorras. Las amarró cola con cola de 2 en 2, y puso una antorcha en medio de cada par de colas.</w:t>
       </w:r>
     </w:p>
     <w:p>
@@ -9006,7 +9006,7 @@
         <w:rPr>
           <w:lang w:val="es_ES" w:bidi="es_ES"/>
         </w:rPr>
-        <w:t xml:space="preserve"> Ellos le dijeron: —Vinimos a atarte para entregarte a los filisteos. Sansón les dijo: —Júrenme que ustedes mismos no me matarán. Ellos le prometieron: —No te mataremos. Solo te ataremos y te entregaremos a ellos. Entonces lo ataron con dos cuerdas nuevas y se lo llevaron.</w:t>
+        <w:t xml:space="preserve"> Ellos le dijeron: —Vinimos a atarte para entregarte a los filisteos. Sansón les dijo: —Júrenme que ustedes mismos no me matarán. Ellos le prometieron: —No te mataremos. Solo te ataremos y te entregaremos a ellos. Entonces lo ataron con 2 cuerdas nuevas y se lo llevaron.</w:t>
       </w:r>
     </w:p>
     <w:p>
@@ -9027,7 +9027,7 @@
         <w:rPr>
           <w:lang w:val="es_ES" w:bidi="es_ES"/>
         </w:rPr>
-        <w:t xml:space="preserve"> Cuando Sansón llegó a Lejí con los que lo llevaban atado, los filisteos salieron gritando de alegría. Entonces el Espíritu del Señor vino con poder sobre Sansón, y las cuerdas que amarraban sus brazos se deshicieron como si fueran hilos quemados y cayeron de sus manos.</w:t>
+        <w:t xml:space="preserve"> Cuando Sansón llegó a Lejí con los que lo llevaban atado, los filisteos salieron gritando de alegría. Entonces el Espíritu del Señor vino con poder sobre Sansón. Las cuerdas que amarraban sus brazos se deshicieron como si fueran hilos quemados, y cayeron de sus manos.</w:t>
       </w:r>
     </w:p>
     <w:p>
@@ -9048,7 +9048,7 @@
         <w:rPr>
           <w:lang w:val="es_ES" w:bidi="es_ES"/>
         </w:rPr>
-        <w:t xml:space="preserve"> Sansón vio en el suelo la quijada de un burro que acababa de morir, la tomó y con ella mató a mil filisteos.</w:t>
+        <w:t xml:space="preserve"> Sansón vio en el suelo la quijada de un burro que acababa de morir. La tomó y con ella mató a 1.000 filisteos.</w:t>
       </w:r>
     </w:p>
     <w:p>
@@ -9069,7 +9069,7 @@
         <w:rPr>
           <w:lang w:val="es_ES" w:bidi="es_ES"/>
         </w:rPr>
-        <w:t xml:space="preserve"> Después de lanzar la quijada, Sansón dijo: —Con la quijada de un burro los amontoné. Con la quijada de un burro maté a mil hombres. Por eso llamaron a ese lugar Ramat Lehi, que quiere decir "la colina de la quijada".</w:t>
+        <w:t xml:space="preserve"> Después de lanzar la quijada, Sansón dijo: —Con la quijada de un burro los amontoné. Con la quijada de un burro maté a 1.000 hombres. Por eso llamaron a ese lugar Ramat Lejí.1</w:t>
       </w:r>
     </w:p>
     <w:p>
@@ -9111,7 +9111,7 @@
         <w:rPr>
           <w:lang w:val="es_ES" w:bidi="es_ES"/>
         </w:rPr>
-        <w:t xml:space="preserve"> Entonces el Señor abrió un hueco en el suelo de Lejí y brotó agua. Sansón bebió, recuperó sus fuerzas y se sintió mejor. Por eso llamó a ese manantial En Hacoré.En Hacoré.: En hebreo, significa manantial del que clama." class="footnote-marker"&gt;1 Ese manantial todavía está en Lejí.</w:t>
+        <w:t xml:space="preserve"> Entonces el Señor abrió un hueco en el suelo de Lejí y brotó agua. Sansón bebió, recuperó sus fuerzas y se sintió mejor. Por eso llamó a ese manantial Enacoré.2 Ese manantial todavía está en Lejí.</w:t>
       </w:r>
     </w:p>
     <w:p>
@@ -9132,7 +9132,7 @@
         <w:rPr>
           <w:lang w:val="es_ES" w:bidi="es_ES"/>
         </w:rPr>
-        <w:t xml:space="preserve"> Sansón gobernó a Israel durante veinte años en el tiempo cuando los filisteos dominaban el país.</w:t>
+        <w:t xml:space="preserve"> Sansón gobernó a Israel durante 20 años en el tiempo cuando los filisteos dominaban el país.</w:t>
       </w:r>
     </w:p>
     <w:p>
@@ -9190,7 +9190,7 @@
         <w:rPr>
           <w:lang w:val="es_ES" w:bidi="es_ES"/>
         </w:rPr>
-        <w:t xml:space="preserve"> Los habitantes de Gaza se enteraron y dijeron: —Sansón está aquí. Entonces rodearon el lugar y se escondieron junto a la puerta de la ciudad toda la noche para atraparlo si trataba de escapar. Dijeron: —Cuando amanezca, lo buscaremos y lo mataremos. .</w:t>
+        <w:t xml:space="preserve"> Los habitantes de Gaza se enteraron y dijeron: —Sansón está aquí. Entonces rodearon el lugar y se escondieron junto a la puerta de la ciudad toda la noche para atraparlo si trataba de escapar. Dijeron: —Cuando amanezca, lo buscaremos y lo mataremos.</w:t>
       </w:r>
     </w:p>
     <w:p>
@@ -9211,7 +9211,7 @@
         <w:rPr>
           <w:lang w:val="es_ES" w:bidi="es_ES"/>
         </w:rPr>
-        <w:t xml:space="preserve"> Sansón se quedó con la prostituta hasta la medianoche. Después se levantó, fue hasta las puertas de la ciudad, las arrancó junto con sus dos postes, las cargó sobre sus hombros y las llevó hasta la cima del monte que está frente a Hebrón.</w:t>
+        <w:t xml:space="preserve"> Sansón se quedó con la prostituta hasta la medianoche. Después se levantó y fue hasta las puertas de la ciudad. Las arrancó junto con sus 2 postes. Las cargó sobre sus hombros y las llevó hasta la cima del monte que está frente a Hebrón.</w:t>
       </w:r>
     </w:p>
     <w:p>
@@ -9253,7 +9253,7 @@
         <w:rPr>
           <w:lang w:val="es_ES" w:bidi="es_ES"/>
         </w:rPr>
-        <w:t xml:space="preserve"> Los cinco jefes de los filisteos fueron a visitarla y le dijeron: —Trata de descubrir el secreto de la fuerza de Sansón para que sepamos cómo vencerlo y atarlo. Si lo logras, cada uno de nosotros te dará mil cien monedas de plata.</w:t>
+        <w:t xml:space="preserve"> Los 5 jefes de los filisteos fueron a visitarla y le dijeron: —Trata de descubrir el secreto de la fuerza de Sansón para que sepamos cómo vencerlo y atarlo. Si lo logras, cada uno de nosotros te dará 1.100 monedas de plata.</w:t>
       </w:r>
     </w:p>
     <w:p>
@@ -9295,7 +9295,7 @@
         <w:rPr>
           <w:lang w:val="es_ES" w:bidi="es_ES"/>
         </w:rPr>
-        <w:t xml:space="preserve"> Sansón le contestó: —Si me atan con siete cuerdas de arco que todavía estén húmedas, me volveré tan débil como cualquier otro hombre.</w:t>
+        <w:t xml:space="preserve"> Sansón le contestó: —Si me atan con 7 cuerdas de arco que todavía estén húmedas, me volveré tan débil como cualquier otro hombre.</w:t>
       </w:r>
     </w:p>
     <w:p>
@@ -9316,7 +9316,7 @@
         <w:rPr>
           <w:lang w:val="es_ES" w:bidi="es_ES"/>
         </w:rPr>
-        <w:t xml:space="preserve"> Los jefes filisteos le trajeron siete cuerdas de arco húmedas, y mientras Sansón dormía, Dalila lo ató con ellas.</w:t>
+        <w:t xml:space="preserve"> Los jefes filisteos le trajeron 7 cuerdas de arco húmedas. Mientras Sansón dormía, Dalila lo ató con ellas.</w:t>
       </w:r>
     </w:p>
     <w:p>
@@ -9358,7 +9358,7 @@
         <w:rPr>
           <w:lang w:val="es_ES" w:bidi="es_ES"/>
         </w:rPr>
-        <w:t xml:space="preserve"> Dalila le reclamó: —Me has engañado y me has mentido. Ahora dime la verdad: ¿cómo pueden atarte?</w:t>
+        <w:t xml:space="preserve"> Dalila le reclamó: —Me has engañado y me has mentido. Ahora dime la verdad. ¿Cómo pueden atarte?</w:t>
       </w:r>
     </w:p>
     <w:p>
@@ -9463,7 +9463,7 @@
         <w:rPr>
           <w:lang w:val="es_ES" w:bidi="es_ES"/>
         </w:rPr>
-        <w:t xml:space="preserve"> —¿Cómo puedes decir que me amas, si no confías en mí? —se quejó ella—. Ya te has burlado de mí tres veces y no me has dicho qué es lo que te da la fuerza.</w:t>
+        <w:t xml:space="preserve"> —¿Cómo puedes decir que me amas, si no confías en mí? —se quejó ella—. Ya te has burlado de mí 3 veces y no me has dicho qué es lo que te da la fuerza.</w:t>
       </w:r>
     </w:p>
     <w:p>
@@ -9484,7 +9484,7 @@
         <w:rPr>
           <w:lang w:val="es_ES" w:bidi="es_ES"/>
         </w:rPr>
-        <w:t xml:space="preserve"> Como Dalila lo acosaba e importunaba todos los días, él no pudo resistir</w:t>
+        <w:t xml:space="preserve"> Como Dalila lo acosaba e importunaba todos los días, él no pudo resistir.</w:t>
       </w:r>
     </w:p>
     <w:p>
@@ -9505,7 +9505,7 @@
         <w:rPr>
           <w:lang w:val="es_ES" w:bidi="es_ES"/>
         </w:rPr>
-        <w:t xml:space="preserve"> y finalmente le reveló el secreto: —Nunca me he cortado el cabello, porque he sido nazareo, consagrado a Dios desde mi nacimiento. Si me cortaran el cabello, perdería mi fuerza y sería tan débil como cualquiera.</w:t>
+        <w:t xml:space="preserve"> Finalmente le reveló el secreto: —Nunca me he cortado el cabello. He sido nazareo, consagrado a Dios desde mi nacimiento. Si me cortaran el cabello, perdería mi fuerza y sería tan débil como cualquiera.</w:t>
       </w:r>
     </w:p>
     <w:p>
@@ -9526,7 +9526,7 @@
         <w:rPr>
           <w:lang w:val="es_ES" w:bidi="es_ES"/>
         </w:rPr>
-        <w:t xml:space="preserve"> Dalila se dio cuenta de que por fin le había dicho la verdad, así que llamó a los cinco líderes de los filisteos: —Vengan una vez más, porque esta vez me ha dicho la verdad.Entonces ellos trajeron el dinero que le habían prometido.</w:t>
+        <w:t xml:space="preserve"> Dalila se dio cuenta de que por fin le había dicho la verdad, así que llamó a los 5 líderes de los filisteos: —Vengan una vez más, porque esta vez me ha dicho la verdad.Entonces ellos trajeron el dinero que le habían prometido.</w:t>
       </w:r>
     </w:p>
     <w:p>
@@ -9547,7 +9547,7 @@
         <w:rPr>
           <w:lang w:val="es_ES" w:bidi="es_ES"/>
         </w:rPr>
-        <w:t xml:space="preserve"> Ella lo hizo dormir sobre sus rodillas y llamó a un hombre para que le cortara las siete trenzas del cabello. Así comenzó a someterlo, y su fuerza lo abandonó.</w:t>
+        <w:t xml:space="preserve"> Ella lo hizo dormir sobre sus rodillas y llamó a un hombre para que le cortara las 7 trenzas del cabello. Así comenzó a someterlo, y su fuerza lo abandonó.</w:t>
       </w:r>
     </w:p>
     <w:p>
@@ -9589,7 +9589,7 @@
         <w:rPr>
           <w:lang w:val="es_ES" w:bidi="es_ES"/>
         </w:rPr>
-        <w:t xml:space="preserve"> Los filisteos lo capturaron, le sacaron los ojos y lo llevaron a Gaza, donde lo ataron con cadenas de bronce y lo pusieron a trabajar en el molino de la prisión.</w:t>
+        <w:t xml:space="preserve"> Los filisteos lo capturaron, le sacaron los ojos y lo llevaron a Gaza. Allí lo ataron con cadenas de bronce y lo pusieron a trabajar en el molino de la prisión.</w:t>
       </w:r>
     </w:p>
     <w:p>
@@ -9631,7 +9631,7 @@
         <w:rPr>
           <w:lang w:val="es_ES" w:bidi="es_ES"/>
         </w:rPr>
-        <w:t xml:space="preserve"> Los líderes de los filisteos organizaron una gran fiesta para celebrar la captura de Sansón. La gente ofrecía sacrificios al dios Dagón y lo alababa con entusiasmo: «Nuestro dios nos ha entregado a nuestro enemigo Sansón El enemigo de nuestra nación, el que destruía nuestros campos y mataba a muchos de nosotros, ahora está en nuestras manos».</w:t>
+        <w:t xml:space="preserve"> Los líderes de los filisteos organizaron una gran fiesta para celebrar la captura de Sansón. La gente ofrecía sacrificios al dios Dagón y lo alababa con entusiasmo diciendo: —¡Nuestro dios nos ha entregado a nuestro enemigo Sansón, el enemigo de nuestra nación! Destruía nuestros campos y mataba a muchos de nosotros, y ¡ahora está en nuestras manos!</w:t>
       </w:r>
     </w:p>
     <w:p>
@@ -9652,7 +9652,7 @@
         <w:rPr>
           <w:lang w:val="es_ES" w:bidi="es_ES"/>
         </w:rPr>
-        <w:t xml:space="preserve"> La gente, ya medio embriagada, pidió: —¡Traigan a Sansón para que nos divierta! Así que lo sacaron de la prisión y lo colocaron en el centro del templo, entre las dos columnas que sostenían el techo.</w:t>
+        <w:t xml:space="preserve"> La gente, ya medio embriagada, pidió: —¡Traigan a Sansón para que nos divierta! Así que lo sacaron de la prisión. Lo colocaron en el centro del templo, entre las 2 columnas que sostenían el techo.</w:t>
       </w:r>
     </w:p>
     <w:p>
@@ -9715,7 +9715,7 @@
         <w:rPr>
           <w:lang w:val="es_ES" w:bidi="es_ES"/>
         </w:rPr>
-        <w:t xml:space="preserve"> Sansón oró al Señor: «Oh Señor, Dios, recuerda una vez más quién soy. Dame fuerza solo una vez más para vengarme de los filisteos por haberme sacado los ojos».</w:t>
+        <w:t xml:space="preserve"> Sansón oró al Señor:—Oh Señor, Dios, recuerda una vez más quién soy. Dame fuerza solo una vez más para vengarme de los filisteos por haberme sacado los ojos.</w:t>
       </w:r>
     </w:p>
     <w:p>
@@ -9778,7 +9778,7 @@
         <w:rPr>
           <w:lang w:val="es_ES" w:bidi="es_ES"/>
         </w:rPr>
-        <w:t xml:space="preserve"> Después, sus hermanos y toda su familia fueron a recoger su cuerpo. Lo llevaron de regreso y lo enterraron entre Zora y Estaol, en el mismo lugar donde habían enterrado a su padre Manoa. Sansón había gobernado a Israel durante veinte años.</w:t>
+        <w:t xml:space="preserve"> Después, sus hermanos y toda su familia fueron a recoger su cuerpo. Lo llevaron de regreso y lo enterraron entre Zora y Estaol, en el mismo lugar donde habían enterrado a su padre Manoa. Sansón había gobernado a Israel durante 20 años.</w:t>
       </w:r>
     </w:p>
     <w:p>
@@ -9899,7 +9899,7 @@
         <w:rPr>
           <w:lang w:val="es_ES" w:bidi="es_ES"/>
         </w:rPr>
-        <w:t xml:space="preserve"> Micaías tenía muchos ídolos en su santuario. También hizo un delantal sacerdotal y algunos ídolos familiares, y nombró a uno de sus hijos como sacerdote.</w:t>
+        <w:t xml:space="preserve"> Micaías tenía muchos ídolos en su santuario. También hizo un delantal sacerdotal y algunos ídolos familiares. Nombró a uno de sus hijos como sacerdote.</w:t>
       </w:r>
     </w:p>
     <w:p>
@@ -9962,7 +9962,7 @@
         <w:rPr>
           <w:lang w:val="es_ES" w:bidi="es_ES"/>
         </w:rPr>
-        <w:t xml:space="preserve"> Micaías le preguntó: —¿De dónde vienes? —¿Quién eres? El joven respondió: —Soy levita de Belén de Judá, y ando buscando un lugar donde vivir.</w:t>
+        <w:t xml:space="preserve"> Micaías le preguntó: —¿De dónde vienes? ¿Quién eres? El joven respondió: —Soy levita de Belén de Judá, y ando buscando un lugar donde vivir.</w:t>
       </w:r>
     </w:p>
     <w:p>
@@ -9983,7 +9983,7 @@
         <w:rPr>
           <w:lang w:val="es_ES" w:bidi="es_ES"/>
         </w:rPr>
-        <w:t xml:space="preserve"> Entonces Micaías le dijo: —Quédate conmigo y sé mi sacerdote. Te trataré como a un padre. Te daré diez monedas de plata al año, ropa y comida.Al joven levita le gustó la propuesta, así que se quedó. Con el tiempo llegó a ser como uno de los hijos de Micaías.</w:t>
+        <w:t xml:space="preserve"> Entonces Micaías le dijo: —Quédate conmigo y sé mi sacerdote. Te trataré como a un padre. Te daré 10 monedas de plata al año, ropa y comida.Al joven levita le gustó la propuesta, así que se quedó. Con el tiempo llegó a ser como uno de los hijos de Micaías.</w:t>
       </w:r>
     </w:p>
     <w:p>
@@ -10083,7 +10083,7 @@
         <w:rPr>
           <w:lang w:val="es_ES" w:bidi="es_ES"/>
         </w:rPr>
-        <w:t xml:space="preserve"> Los danitas eligieron a cinco guerreros valientes de las ciudades de Zora y Estaol para que exploraran la tierra y la investigaran. Estos hombres llegaron a la región montañosa de Efraín y pasaron la noche en la casa de Micaías.</w:t>
+        <w:t xml:space="preserve"> Los danitas eligieron a 5 guerreros valientes de las ciudades de Zora y Estaol para que exploraran la tierra y la investigaran. Estos hombres llegaron a la región montañosa de Efraín y pasaron la noche en la casa de Micaías.</w:t>
       </w:r>
     </w:p>
     <w:p>
@@ -10188,7 +10188,7 @@
         <w:rPr>
           <w:lang w:val="es_ES" w:bidi="es_ES"/>
         </w:rPr>
-        <w:t xml:space="preserve"> Los cinco hombres partieron hacia Lais y vieron que la gente de allí vivía tranquila y confiada. Vivían al estilo de los sidonios, eran prósperos y estaban en paz. No esperaban ningún ataque porque no había ningún pueblo cercano con poder suficiente para atacarlos. Además, vivían muy lejos de Sidón y casi no tenían contacto con nadie más.</w:t>
+        <w:t xml:space="preserve"> Los 5 hombres partieron hacia Lais y vieron que la gente de allí vivía tranquila y confiada. Vivían al estilo de los sidonios, eran prósperos y estaban en paz. No esperaban ningún ataque porque no había ningún pueblo cercano con poder suficiente para atacarlos. Además, vivían muy lejos de Sidón y casi no tenían contacto con nadie más.</w:t>
       </w:r>
     </w:p>
     <w:p>
@@ -10230,7 +10230,7 @@
         <w:rPr>
           <w:lang w:val="es_ES" w:bidi="es_ES"/>
         </w:rPr>
-        <w:t xml:space="preserve"> Ellos respondieron: —Vayamos a atacarlos ahora mismo. La tierra es grande y fértil, un verdadero paraíso. La gente no está lista para defenderse. ¡Vamos a conquistarla, porque el Señor nos la ha dado!</w:t>
+        <w:t xml:space="preserve"> Ellos respondieron: —Vayamos a atacarlos ahora mismo. La tierra es grande y fértil, un verdadero paraíso. La gente no está lista para defenderse. ¡Vamos a tomarla, porque el Señor nos la ha dado!</w:t>
       </w:r>
     </w:p>
     <w:p>
@@ -10314,7 +10314,7 @@
         <w:rPr>
           <w:lang w:val="es_ES" w:bidi="es_ES"/>
         </w:rPr>
-        <w:t xml:space="preserve"> los cinco exploradores les dijeron a los demás: —En esa casa hay un santuario con un delñantal sacerdotal, algunos ídolos familiares y varias estatuas de plata. Ya saben lo que debemos hacer.</w:t>
+        <w:t xml:space="preserve"> los 5 exploradores les dijeron a los demás: —En esa casa hay un santuario con un delantal sacerdotal, algunos ídolos familiares y varias estatuas de plata. Ya saben lo que debemos hacer.</w:t>
       </w:r>
     </w:p>
     <w:p>
@@ -10335,7 +10335,7 @@
         <w:rPr>
           <w:lang w:val="es_ES" w:bidi="es_ES"/>
         </w:rPr>
-        <w:t xml:space="preserve"> Los cinco hombres entraron en la casa de Micaías, donde estaba el joven sacerdote, y lo saludaron. Los 600 soldados armados se quedaron junto a la entrada.</w:t>
+        <w:t xml:space="preserve"> Los 5 hombres entraron en la casa de Micaías, donde estaba el joven sacerdote, y lo saludaron. Los 600 soldados armados se quedaron junto a la entrada.</w:t>
       </w:r>
     </w:p>
     <w:p>
@@ -10356,7 +10356,7 @@
         <w:rPr>
           <w:lang w:val="es_ES" w:bidi="es_ES"/>
         </w:rPr>
-        <w:t xml:space="preserve"> Los cinco espías entraron al santuario y tomaron las estatuas, el delantal sacerdotal y los ídolos familiares.</w:t>
+        <w:t xml:space="preserve"> Los 5 espías entraron al santuario y tomaron las estatuas, el delantal sacerdotal y los ídolos familiares.</w:t>
       </w:r>
     </w:p>
     <w:p>
@@ -10587,7 +10587,7 @@
         <w:rPr>
           <w:lang w:val="es_ES" w:bidi="es_ES"/>
         </w:rPr>
-        <w:t xml:space="preserve"> No hubo nadie que los ayudara, porque Lais estaba muy lejos de Sidón y sus habitantes no tenían relación con ningún otro pueblo. La ciudad estaba en el valle cercano a Bet Rejob. Los danitas reconstruyeron la ciudad y se establecieron en ella.</w:t>
+        <w:t xml:space="preserve"> No hubo nadie que los ayudara. Lais estaba muy lejos de Sidón y sus habitantes no tenían relación con ningún otro pueblo. La ciudad estaba en el valle cercano a Bet Rejob. Los danitas reconstruyeron la ciudad y se establecieron en ella.</w:t>
       </w:r>
     </w:p>
     <w:p>
@@ -10650,7 +10650,7 @@
         <w:rPr>
           <w:lang w:val="es_ES" w:bidi="es_ES"/>
         </w:rPr>
-        <w:t xml:space="preserve"> Mantuvieron para sí la imagen tallada que Micaías había hecho, durante todo el tiempo que la Tienda de reunión de Dios estuvo en Siló.</w:t>
+        <w:t xml:space="preserve"> Durante todo el tiempo que la tienda de reunión de Dios estuvo en Siló, mantuvieron para sí la imagen tallada que Micaías había hecho.</w:t>
       </w:r>
     </w:p>
     <w:p>
@@ -10708,7 +10708,7 @@
         <w:rPr>
           <w:lang w:val="es_ES" w:bidi="es_ES"/>
         </w:rPr>
-        <w:t xml:space="preserve"> La concubina se enojó con él y lo dejó. Regresó a la casa de su padre en Belén, donde vivió unos cuatro meses.</w:t>
+        <w:t xml:space="preserve"> La concubina se enojó con él y lo dejó. Regresó a la casa de su padre en Belén, donde vivió unos 4 meses.</w:t>
       </w:r>
     </w:p>
     <w:p>
@@ -10729,7 +10729,7 @@
         <w:rPr>
           <w:lang w:val="es_ES" w:bidi="es_ES"/>
         </w:rPr>
-        <w:t xml:space="preserve"> El levita decidió ir a buscarla para convencerla de que volviera con él. Llevó consigo a un sirviente y dos burros. Cuando llegó a la casa del padre de ella, la joven lo vio y lo hizo entrar. Su padre se alegró mucho de verlo.</w:t>
+        <w:t xml:space="preserve"> El levita decidió ir a buscarla para convencerla de que volviera con él. Llevó consigo a un sirviente y 2 burros. Cuando llegó a la casa del padre de ella, la joven lo vio y lo hizo entrar. Su padre se alegró mucho de verlo.</w:t>
       </w:r>
     </w:p>
     <w:p>
@@ -10750,7 +10750,7 @@
         <w:rPr>
           <w:lang w:val="es_ES" w:bidi="es_ES"/>
         </w:rPr>
-        <w:t xml:space="preserve"> Su suegro le pidió que se quedara varios días. El levita aceptó y pasó tres días allí. Comieron, bebieron y disfrutaron juntos.</w:t>
+        <w:t xml:space="preserve"> Su suegro le pidió que se quedara varios días. El levita aceptó y pasó 3 días allí. Comieron, bebieron y disfrutaron juntos.</w:t>
       </w:r>
     </w:p>
     <w:p>
@@ -10792,7 +10792,7 @@
         <w:rPr>
           <w:lang w:val="es_ES" w:bidi="es_ES"/>
         </w:rPr>
-        <w:t xml:space="preserve"> Los dos se sentaron a comer y beber juntos. Entonces el padre de la joven le dijo: —Por favor, quédate esta noche también y disfruta.</w:t>
+        <w:t xml:space="preserve"> Los 2 se sentaron a comer y beber juntos. Entonces el padre de la joven le dijo: —Por favor, quédate esta noche también y disfruta.</w:t>
       </w:r>
     </w:p>
     <w:p>
@@ -10834,7 +10834,7 @@
         <w:rPr>
           <w:lang w:val="es_ES" w:bidi="es_ES"/>
         </w:rPr>
-        <w:t xml:space="preserve"> Al quinto día se levantó temprano para partir. El padre de la joven le dijo: —Come algo primero. Esperen hasta la tarde para salir. Así que los dos comieron juntos.</w:t>
+        <w:t xml:space="preserve"> Al quinto día se levantó temprano para partir. El padre de la joven le dijo: —Come algo primero. Esperen hasta la tarde para salir. Así que los 2 comieron juntos.</w:t>
       </w:r>
     </w:p>
     <w:p>
@@ -10876,7 +10876,7 @@
         <w:rPr>
           <w:lang w:val="es_ES" w:bidi="es_ES"/>
         </w:rPr>
-        <w:t xml:space="preserve"> Pero esta vez el hombre no quiso quedarse otra noche. Tomó sus dos burros ensillados y a su concubina, y partió hacia Jebús, que es Jerusalén.</w:t>
+        <w:t xml:space="preserve"> Pero esta vez el hombre no quiso quedarse otra noche. Tomó sus 2 burros ensillados y a su concubina. Partió hacia Jebús, que es Jerusalén.</w:t>
       </w:r>
     </w:p>
     <w:p>
@@ -11086,7 +11086,7 @@
         <w:rPr>
           <w:lang w:val="es_ES" w:bidi="es_ES"/>
         </w:rPr>
-        <w:t xml:space="preserve"> —Quédense tranquilos —respondió el anciano—. Vengan a mi hogar. No pasen la noche aquí afuera, es peligroso.</w:t>
+        <w:t xml:space="preserve"> —Quédense tranquilos —respondió el anciano—. Vengan a mi hogar. No pasen la noche aquí afuera.</w:t>
       </w:r>
     </w:p>
     <w:p>
@@ -11128,7 +11128,7 @@
         <w:rPr>
           <w:lang w:val="es_ES" w:bidi="es_ES"/>
         </w:rPr>
-        <w:t xml:space="preserve"> Mientras disfrutaban de la comida, un grupo de hombres malvados de la ciudad rodeó la casa. Comenzaron a golpear la puerta con fuerza y le gritaron al anciano que sacara afuera al hombre que estaba hospedado con él, para violarlo.</w:t>
+        <w:t xml:space="preserve"> Mientras disfrutaban de la comida, un grupo de hombres malvados de la ciudad rodeó la casa. Comenzaron a golpear la puerta con fuerza. Le gritaron al anciano que sacara afuera al hombre que estaba hospedado con él, para violarlo.</w:t>
       </w:r>
     </w:p>
     <w:p>
@@ -11170,7 +11170,7 @@
         <w:rPr>
           <w:lang w:val="es_ES" w:bidi="es_ES"/>
         </w:rPr>
-        <w:t xml:space="preserve"> Aquí están mi hija virgen y la esposa de este hombre. Yo mismo las sacaré. Hagan con ellas lo que quieran, pero a este hombre no le hagan nada.</w:t>
+        <w:t xml:space="preserve"> Aquí están mi hija virgen y la concubina de este hombre. Yo mismo las sacaré. Hagan con ellas lo que quieran, pero a este hombre no le hagan nada.</w:t>
       </w:r>
     </w:p>
     <w:p>
@@ -11233,7 +11233,7 @@
         <w:rPr>
           <w:lang w:val="es_ES" w:bidi="es_ES"/>
         </w:rPr>
-        <w:t xml:space="preserve"> Por la mañana, el hombre abrió la puerta para seguir su viaje. Entonces vio a su esposa tirada frente a la puerta, con las manos extendidas sobre el umbral.</w:t>
+        <w:t xml:space="preserve"> Por la mañana, el hombre abrió la puerta para seguir su viaje. Entonces vio a su concubina tirada frente a la puerta, con las manos extendidas sobre el umbral.</w:t>
       </w:r>
     </w:p>
     <w:p>
@@ -11254,7 +11254,7 @@
         <w:rPr>
           <w:lang w:val="es_ES" w:bidi="es_ES"/>
         </w:rPr>
-        <w:t xml:space="preserve"> —Levántate, ya nos vamos —le dijo. Pero ella no respondió, porque ya estaba muerta. El hombre la cargó sobre su burro y regresó a su casa.</w:t>
+        <w:t xml:space="preserve"> —Levántate, ya nos vamos —le dijo. Pero ella no respondió. El hombre la cargó sobre su burro y regresó a su casa.</w:t>
       </w:r>
     </w:p>
     <w:p>
@@ -11275,7 +11275,7 @@
         <w:rPr>
           <w:lang w:val="es_ES" w:bidi="es_ES"/>
         </w:rPr>
-        <w:t xml:space="preserve"> Cuando llegó, tomó un cuchillo y cortó el cuerpo de su esposa en doce pedazos. Luego envió un pedazo a cada tribu de Israel.</w:t>
+        <w:t xml:space="preserve"> Cuando llegó, tomó un cuchillo y cortó el cuerpo de su concubina en 12 pedazos. Luego envió un pedazo a cada tribu de Israel.</w:t>
       </w:r>
     </w:p>
     <w:p>
@@ -11317,7 +11317,7 @@
         <w:rPr>
           <w:lang w:val="es_ES" w:bidi="es_ES"/>
         </w:rPr>
-        <w:t xml:space="preserve"> Entonces todos los israelitas se reunieron como un solo pueblo delante del Señor en Mizpa. Llegaron los líderes de todas las tribus, junto con 400.000 soldados armados. Vinieron desde Dan en el norte hasta Beerseba en el sur, desde todos los lugares de Israel y también desde Galaad, al otro lado del río Jordán.</w:t>
+        <w:t xml:space="preserve"> Entonces todos los israelitas se reunieron como un solo pueblo delante del Señor en Mizpa. Llegaron los líderes de todas las tribus, junto con 400.000 soldados armados. Vinieron desde Dan en el norte hasta Beerseba en el sur. Vinieron desde todos los lugares de Israel y también desde Galaad, al otro lado del río Jordán.</w:t>
       </w:r>
     </w:p>
     <w:p>
@@ -11338,7 +11338,7 @@
         <w:rPr>
           <w:lang w:val="es_ES" w:bidi="es_ES"/>
         </w:rPr>
-        <w:t xml:space="preserve"> La tribu de Benjamín pronto se enteró de que los israelitas se habían reunido en Mizpa. Los líderes de Israel llamaron al levita, el esposo de la mujer asesinada, y le preguntaron qué había pasado.</w:t>
+        <w:t xml:space="preserve"> La tribu de Benjamín pronto se enteró de que los israelitas se habían reunido en Mizpa. Los líderes de Israel llamaron al levita y le preguntaron qué había pasado.</w:t>
       </w:r>
     </w:p>
     <w:p>
@@ -11359,7 +11359,7 @@
         <w:rPr>
           <w:lang w:val="es_ES" w:bidi="es_ES"/>
         </w:rPr>
-        <w:t xml:space="preserve"> El levita les contó: —Una noche llegué con mi esposa a Guibeá, que está en el territorio de Benjamín.</w:t>
+        <w:t xml:space="preserve"> El levita, el esposo de la mujer asesinada, les contó: —Una noche llegué con mi concubina a Guibeá, que está en el territorio de Benjamín.</w:t>
       </w:r>
     </w:p>
     <w:p>
@@ -11380,7 +11380,7 @@
         <w:rPr>
           <w:lang w:val="es_ES" w:bidi="es_ES"/>
         </w:rPr>
-        <w:t xml:space="preserve"> Los hombres de Guibeá rodearon la casa donde me hospedaba. Querían matarme, pero en lugar de eso violaron a mi esposa hasta que murió.</w:t>
+        <w:t xml:space="preserve"> Los hombres de Guibeá rodearon la casa donde me hospedaba. Querían matarme, pero en lugar de eso violaron a mi conocubina hasta que murió.</w:t>
       </w:r>
     </w:p>
     <w:p>
@@ -11401,7 +11401,7 @@
         <w:rPr>
           <w:lang w:val="es_ES" w:bidi="es_ES"/>
         </w:rPr>
-        <w:t xml:space="preserve"> Entonces tomé su cuerpo, lo corté en doce pedazos y envié las partes por todo el territorio de Israel, porque esos hombres cometieron un crimen horrible y vergonzoso.</w:t>
+        <w:t xml:space="preserve"> Entonces tomé su cuerpo, lo corté en 12 pedazos y envié las partes por todo el territorio de Israel, porque esos hombres cometieron un crimen horrible y vergonzoso.</w:t>
       </w:r>
     </w:p>
     <w:p>
@@ -11527,7 +11527,7 @@
         <w:rPr>
           <w:lang w:val="es_ES" w:bidi="es_ES"/>
         </w:rPr>
-        <w:t xml:space="preserve"> Entréguennos a los hombres malvados de Guibeá para matarlos y limpiar a Israel de este pecado». Pero los benjaminitas no quisieron escuchar.</w:t>
+        <w:t xml:space="preserve"> Entréguennos a los hombres malvados de Guibeá para matarlos y limpiar a Israel de este pecado». Pero los benjamitas no quisieron escuchar.</w:t>
       </w:r>
     </w:p>
     <w:p>
@@ -11548,7 +11548,7 @@
         <w:rPr>
           <w:lang w:val="es_ES" w:bidi="es_ES"/>
         </w:rPr>
-        <w:t xml:space="preserve"> Al contrario, reunieron 26.000 hombres de sus ciudades y los enviaron a Guibeá, donde se les unieron setecientos guerreros del lugar para defenderse del resto de Israel.</w:t>
+        <w:t xml:space="preserve"> Al contrario, reunieron 26.000 hombres de sus ciudades y los enviaron a Guibeá. Allí se les unieron 700 guerreros del lugar para defenderse del resto de Israel.</w:t>
       </w:r>
     </w:p>
     <w:p>
@@ -11569,7 +11569,7 @@
         <w:rPr>
           <w:lang w:val="es_ES" w:bidi="es_ES"/>
         </w:rPr>
-        <w:t xml:space="preserve"> Entre los benjaminitas había 700 guerreros zurdos que eran expertos con la honda. Podían lanzar una piedra y darle a un cabello sin equivocarse.</w:t>
+        <w:t xml:space="preserve"> Entre los benjamitas había 700 guerreros zurdos que eran expertos con la honda. Podían lanzar una piedra y darle a un cabello sin equivocarse.</w:t>
       </w:r>
     </w:p>
     <w:p>
@@ -11611,7 +11611,7 @@
         <w:rPr>
           <w:lang w:val="es_ES" w:bidi="es_ES"/>
         </w:rPr>
-        <w:t xml:space="preserve"> Antes de comenzar la batalla, los israelitas fueron a Betel a consultar a Dios. Le preguntaron: —¿Qué tribu debe atacar primero a los benjaminitas? El Señor les contestó: —Judá irá primero.</w:t>
+        <w:t xml:space="preserve"> Antes de comenzar la batalla, los israelitas fueron a Betel a consultar a Dios. Le preguntaron: —¿Qué tribu debe atacar primero a los benjamitas? El Señor les contestó: —Judá irá primero.</w:t>
       </w:r>
     </w:p>
     <w:p>
@@ -11653,7 +11653,7 @@
         <w:rPr>
           <w:lang w:val="es_ES" w:bidi="es_ES"/>
         </w:rPr>
-        <w:t xml:space="preserve"> Pero ese día, los benjaminitas salieron de Guibeá y mataron a veintidós mil israelitas.</w:t>
+        <w:t xml:space="preserve"> Pero ese día, los benjamitas salieron de Guibeá y mataron a 22.000 israelitas.</w:t>
       </w:r>
     </w:p>
     <w:p>
@@ -11674,7 +11674,7 @@
         <w:rPr>
           <w:lang w:val="es_ES" w:bidi="es_ES"/>
         </w:rPr>
-        <w:t xml:space="preserve"> Entonces los israelitas fueron a llorar delante del Señor hasta la tarde. Le preguntaron: —¿Debemos volver a pelear contra nuestros hermanos benjaminitas? El Señor les dijo: —Sí, atáquenlos. Los israelitas se animaron y al día siguiente volvieron a pelear en el mismo lugar.</w:t>
+        <w:t xml:space="preserve"> Entonces los israelitas fueron a llorar delante del Señor hasta la tarde. Le preguntaron: —¿Debemos volver a pelear contra nuestros hermanos benjamitas? El Señor les dijo: —Sí, atáquenlos. Los israelitas se animaron y al día siguiente volvieron a pelear en el mismo lugar.</w:t>
       </w:r>
     </w:p>
     <w:p>
@@ -11695,7 +11695,7 @@
         <w:rPr>
           <w:lang w:val="es_ES" w:bidi="es_ES"/>
         </w:rPr>
-        <w:t xml:space="preserve"> Pero ese día los benjaminitas mataron a otros 18.000 guerreros israelitas.</w:t>
+        <w:t xml:space="preserve"> Pero ese día los benjamitas mataron a otros 18.000 guerreros israelitas.</w:t>
       </w:r>
     </w:p>
     <w:p>
@@ -11800,7 +11800,7 @@
         <w:rPr>
           <w:lang w:val="es_ES" w:bidi="es_ES"/>
         </w:rPr>
-        <w:t xml:space="preserve"> Cuando los hombres de Benjamín salieron para atacarlos, las tropas de Israel retrocedieron y los benjaminitas los persiguieron alejándose de la ciudad. Como en las ocasiones anteriores, Benjamín comenzó a perseguir a los israelitas por los caminos que llevan de Guibeá a Betel y a Guibeá, y mataron a unos treinta israelitas.</w:t>
+        <w:t xml:space="preserve"> Cuando los hombres de Benjamín salieron para atacarlos, las tropas de Israel retrocedieron y los benjaminitas los persiguieron alejándose de la ciudad. Como en las ocasiones anteriores, Benjamín comenzó a perseguir a los israelitas por los caminos que llevan a Betel y a Guibeá, y mataron a unos 30 israelitas.</w:t>
       </w:r>
     </w:p>
     <w:p>
@@ -11842,7 +11842,7 @@
         <w:rPr>
           <w:lang w:val="es_ES" w:bidi="es_ES"/>
         </w:rPr>
-        <w:t xml:space="preserve"> Cuando los israelitas llegaron a Baal Tamar, se dieron vuelta y atacaron. Al mismo tiempo, los diez mil hombres que estaban emboscados al oeste de Guibeá salieron de su escondite</w:t>
+        <w:t xml:space="preserve"> Cuando los israelitas llegaron a Baal Tamar, se dieron vuelta y atacaron. Al mismo tiempo, los 10.000 hombres que estaban emboscados al oeste de Guibeá salieron de su escondite.</w:t>
       </w:r>
     </w:p>
     <w:p>
@@ -11863,7 +11863,7 @@
         <w:rPr>
           <w:lang w:val="es_ES" w:bidi="es_ES"/>
         </w:rPr>
-        <w:t xml:space="preserve"> y avanzaron contra la retaguardia de los benjamitas, que todavía no se daban cuenta del desastre que les esperaba.</w:t>
+        <w:t xml:space="preserve"> Avanzaron contra la retaguardia de los benjamitas, que todavía no se daban cuenta del desastre que les esperaba.</w:t>
       </w:r>
     </w:p>
     <w:p>
@@ -11884,7 +11884,7 @@
         <w:rPr>
           <w:lang w:val="es_ES" w:bidi="es_ES"/>
         </w:rPr>
-        <w:t xml:space="preserve"> El Señor le dio la victoria a Israel sobre Benjamín. Ese día, los israelitas mataron a 25.100 hombres de Benjamín, y solo quedó un pequeño grupo de sobrevivientes. Los israelitas habían retrocedido a propósito frente a los benjaminitas para prepararles la emboscada y tener más espacio para la maniobra. Cuando Benjamín mató a treinta israelitas, pensaron que lograrían una gran victoria como antes. Sin embargo, los hombres que estaban escondidos entraron en Guibeá, mataron a todos los que estaban allí y prendieron fuego a la ciudad. La columna de humo que subía de la ciudad fue la señal para que los israelitas se dieran vuelta y atacaran a los benjamitas.</w:t>
+        <w:t xml:space="preserve"> El Señor le dio la victoria a Israel sobre Benjamín. Ese día, los israelitas mataron a 25.100 hombres de Benjamín, y solo quedó un pequeño grupo de sobrevivientes. Los israelitas habían retrocedido a propósito frente a los benjaminitas para prepararles la emboscada y tener más espacio para la maniobra. Cuando los de Benjamín mataron a 30 israelitas, pensaron que lograrían una gran victoria como antes. Sin embargo, los hombres que estaban escondidos entraron en Guibeá, mataron a todos los que estaban allí y prendieron fuego a la ciudad. La columna de humo que subía de la ciudad fue la señal para que los israelitas se dieran vuelta y atacaran a los benjamitas.</w:t>
       </w:r>
     </w:p>
     <w:p>
@@ -12031,7 +12031,7 @@
         <w:rPr>
           <w:lang w:val="es_ES" w:bidi="es_ES"/>
         </w:rPr>
-        <w:t xml:space="preserve"> Solamente 600 hombres lograron escapar y llegaron a la peña de Rimón, donde se quedaron viviendo durante cuatro meses.</w:t>
+        <w:t xml:space="preserve"> Solamente 600 hombres lograron escapar. Llegaron a la peña de Rimón, donde se quedaron viviendo durante 4 meses.</w:t>
       </w:r>
     </w:p>
     <w:p>
@@ -12089,7 +12089,7 @@
         <w:rPr>
           <w:lang w:val="es_ES" w:bidi="es_ES"/>
         </w:rPr>
-        <w:t xml:space="preserve"> Los líderes de Israel habían hecho un juramento solemne en Mizpa: ninguno de ellos permitiría que sus hijas se casaran con hombres de la tribu de Benjamín.</w:t>
+        <w:t xml:space="preserve"> Los líderes de Israel habían hecho un juramento solemne en Mizpa. Ninguno de ellos permitiría que sus hijas se casaran con hombres de la tribu de Benjamín.</w:t>
       </w:r>
     </w:p>
     <w:p>
@@ -12173,7 +12173,7 @@
         <w:rPr>
           <w:lang w:val="es_ES" w:bidi="es_ES"/>
         </w:rPr>
-        <w:t xml:space="preserve"> Los israelitas se preguntaban: —¿Faltó alguna tribu de Israel cuando nos reunimos delante del Señor en Mizpa? Habían hecho un juramento solemne: cualquiera que no viniera a esa reunión debería morir.</w:t>
+        <w:t xml:space="preserve"> Los israelitas se preguntaban: —¿Faltó alguna tribu de Israel cuando nos reunimos delante del Señor en Mizpa? Habían hecho un juramento solemne. Cualquiera que no viniera a esa reunión debería morir.</w:t>
       </w:r>
     </w:p>
     <w:p>
@@ -12404,7 +12404,7 @@
         <w:rPr>
           <w:lang w:val="es_ES" w:bidi="es_ES"/>
         </w:rPr>
-        <w:t xml:space="preserve"> Entonces alguien recordó de repente la festividad religiosa anual que se celebraba en los campos de Siló, entre Leboná y Betel, al este del camino que va desde Betel a Siquén, y</w:t>
+        <w:t xml:space="preserve"> Entonces alguien recordó de repente la festividad religiosa anual que se celebraba en los campos de Siló, entre Leboná y Betel, al este del camino que va desde Betel a Siquén.</w:t>
       </w:r>
     </w:p>
     <w:p>
@@ -12425,7 +12425,7 @@
         <w:rPr>
           <w:lang w:val="es_ES" w:bidi="es_ES"/>
         </w:rPr>
-        <w:t xml:space="preserve"> les dijeron a los hombres de Benjamín que todavía no tenían esposa: —Vayan y escóndanse en los viñedos.</w:t>
+        <w:t xml:space="preserve"> Les dijeron a los hombres de Benjamín que todavía no tenían esposa: —Vayan y escóndanse en los viñedos.</w:t>
       </w:r>
     </w:p>
     <w:p>
@@ -12467,7 +12467,7 @@
         <w:rPr>
           <w:lang w:val="es_ES" w:bidi="es_ES"/>
         </w:rPr>
-        <w:t xml:space="preserve"> Y cuando sus padres o hermanos vengan a quejarse, les diremos: «Por favor, sean comprensivos y permitan que ellos se queden con sus hijas, ya que no encontramos suficientes esposas para ellos al destruir Jabés de Galaad, y ustedes no podían darles a sus hijas sin incurrir en culpa».</w:t>
+        <w:t xml:space="preserve"> Y cuando sus padres o hermanos vengan a quejarse, les diremos: "Por favor, sean comprensivos y permitan que ellos se queden con sus hijas. Es que no encontramos suficientes esposas para ellos al destruir Jabés de Galaad, y ustedes no podían darles a sus hijas sin incurrir en culpa".</w:t>
       </w:r>
     </w:p>
     <w:p>
